--- a/reports/practice_report_angelina.docx
+++ b/reports/practice_report_angelina.docx
@@ -1,8 +1,7 @@
 
 <file path=word/document.xml><?xml version="1.0" encoding="utf-8"?>
-<w:document xmlns:wpc="http://schemas.microsoft.com/office/word/2010/wordprocessingCanvas" xmlns:cx="http://schemas.microsoft.com/office/drawing/2014/chartex" xmlns:mc="http://schemas.openxmlformats.org/markup-compatibility/2006" xmlns:o="urn:schemas-microsoft-com:office:office" xmlns:r="http://schemas.openxmlformats.org/officeDocument/2006/relationships" xmlns:m="http://schemas.openxmlformats.org/officeDocument/2006/math" xmlns:v="urn:schemas-microsoft-com:vml" xmlns:wp14="http://schemas.microsoft.com/office/word/2010/wordprocessingDrawing" xmlns:wp="http://schemas.openxmlformats.org/drawingml/2006/wordprocessingDrawing" xmlns:w10="urn:schemas-microsoft-com:office:word" xmlns:w="http://schemas.openxmlformats.org/wordprocessingml/2006/main" xmlns:w14="http://schemas.microsoft.com/office/word/2010/wordml" xmlns:w15="http://schemas.microsoft.com/office/word/2012/wordml" xmlns:w16se="http://schemas.microsoft.com/office/word/2015/wordml/symex" xmlns:wpg="http://schemas.microsoft.com/office/word/2010/wordprocessingGroup" xmlns:wpi="http://schemas.microsoft.com/office/word/2010/wordprocessingInk" xmlns:wne="http://schemas.microsoft.com/office/word/2006/wordml" xmlns:wps="http://schemas.microsoft.com/office/word/2010/wordprocessingShape" mc:Ignorable="w14 w15 w16se wp14">
+<w:document xmlns:wpc="http://schemas.microsoft.com/office/word/2010/wordprocessingCanvas" xmlns:cx="http://schemas.microsoft.com/office/drawing/2014/chartex" xmlns:cx1="http://schemas.microsoft.com/office/drawing/2015/9/8/chartex" xmlns:cx2="http://schemas.microsoft.com/office/drawing/2015/10/21/chartex" xmlns:cx3="http://schemas.microsoft.com/office/drawing/2016/5/9/chartex" xmlns:cx4="http://schemas.microsoft.com/office/drawing/2016/5/10/chartex" xmlns:cx5="http://schemas.microsoft.com/office/drawing/2016/5/11/chartex" xmlns:cx6="http://schemas.microsoft.com/office/drawing/2016/5/12/chartex" xmlns:cx7="http://schemas.microsoft.com/office/drawing/2016/5/13/chartex" xmlns:cx8="http://schemas.microsoft.com/office/drawing/2016/5/14/chartex" xmlns:mc="http://schemas.openxmlformats.org/markup-compatibility/2006" xmlns:aink="http://schemas.microsoft.com/office/drawing/2016/ink" xmlns:am3d="http://schemas.microsoft.com/office/drawing/2017/model3d" xmlns:o="urn:schemas-microsoft-com:office:office" xmlns:oel="http://schemas.microsoft.com/office/2019/extlst" xmlns:r="http://schemas.openxmlformats.org/officeDocument/2006/relationships" xmlns:m="http://schemas.openxmlformats.org/officeDocument/2006/math" xmlns:v="urn:schemas-microsoft-com:vml" xmlns:wp14="http://schemas.microsoft.com/office/word/2010/wordprocessingDrawing" xmlns:wp="http://schemas.openxmlformats.org/drawingml/2006/wordprocessingDrawing" xmlns:w10="urn:schemas-microsoft-com:office:word" xmlns:w="http://schemas.openxmlformats.org/wordprocessingml/2006/main" xmlns:w14="http://schemas.microsoft.com/office/word/2010/wordml" xmlns:w15="http://schemas.microsoft.com/office/word/2012/wordml" xmlns:w16cex="http://schemas.microsoft.com/office/word/2018/wordml/cex" xmlns:w16cid="http://schemas.microsoft.com/office/word/2016/wordml/cid" xmlns:w16="http://schemas.microsoft.com/office/word/2018/wordml" xmlns:w16du="http://schemas.microsoft.com/office/word/2023/wordml/word16du" xmlns:w16sdtdh="http://schemas.microsoft.com/office/word/2020/wordml/sdtdatahash" xmlns:w16sdtfl="http://schemas.microsoft.com/office/word/2024/wordml/sdtformatlock" xmlns:w16se="http://schemas.microsoft.com/office/word/2015/wordml/symex" xmlns:wpg="http://schemas.microsoft.com/office/word/2010/wordprocessingGroup" xmlns:wpi="http://schemas.microsoft.com/office/word/2010/wordprocessingInk" xmlns:wne="http://schemas.microsoft.com/office/word/2006/wordml" xmlns:wps="http://schemas.microsoft.com/office/word/2010/wordprocessingShape" mc:Ignorable="w14 w15 w16se w16cid w16 w16cex w16sdtdh w16sdtfl w16du wp14">
   <w:body>
-    <w:p/>
     <w:p>
       <w:pPr>
         <w:jc w:val="center"/>
@@ -29,7 +28,11 @@
         <w:t>«МОСКОВСКИЙ ПОЛИТЕХНИЧЕСКИЙ УНИВЕРСИТЕТ»</w:t>
       </w:r>
     </w:p>
-    <w:p/>
+    <w:p>
+      <w:pPr>
+        <w:jc w:val="center"/>
+      </w:pPr>
+    </w:p>
     <w:p>
       <w:pPr>
         <w:jc w:val="center"/>
@@ -70,7 +73,11 @@
         <w:t xml:space="preserve"> технологий»</w:t>
       </w:r>
     </w:p>
-    <w:p/>
+    <w:p>
+      <w:pPr>
+        <w:jc w:val="center"/>
+      </w:pPr>
+    </w:p>
     <w:p>
       <w:pPr>
         <w:jc w:val="center"/>
@@ -83,33 +90,64 @@
         <w:t>Направление подготовки: Веб-технологии</w:t>
       </w:r>
     </w:p>
+    <w:p>
+      <w:pPr>
+        <w:spacing w:beforeAutospacing="1" w:afterAutospacing="1" w:line="360" w:lineRule="auto"/>
+        <w:ind w:left="646" w:right="642"/>
+        <w:jc w:val="center"/>
+        <w:rPr>
+          <w:color w:val="000000"/>
+          <w:lang w:eastAsia="en-US" w:bidi="en-US"/>
+        </w:rPr>
+      </w:pPr>
+    </w:p>
+    <w:p>
+      <w:pPr>
+        <w:spacing w:beforeAutospacing="1" w:afterAutospacing="1" w:line="360" w:lineRule="auto"/>
+        <w:ind w:left="646" w:right="642"/>
+        <w:jc w:val="center"/>
+        <w:rPr>
+          <w:color w:val="000000"/>
+          <w:lang w:eastAsia="en-US" w:bidi="en-US"/>
+        </w:rPr>
+      </w:pPr>
+    </w:p>
+    <w:p/>
+    <w:p>
+      <w:pPr>
+        <w:jc w:val="center"/>
+        <w:rPr>
+          <w:sz w:val="44"/>
+          <w:szCs w:val="44"/>
+        </w:rPr>
+      </w:pPr>
+      <w:r>
+        <w:rPr>
+          <w:sz w:val="44"/>
+          <w:szCs w:val="44"/>
+        </w:rPr>
+        <w:t>ОТЧЁТ</w:t>
+      </w:r>
+    </w:p>
+    <w:p>
+      <w:pPr>
+        <w:jc w:val="center"/>
+      </w:pPr>
+    </w:p>
+    <w:p>
+      <w:pPr>
+        <w:jc w:val="center"/>
+      </w:pPr>
+      <w:r>
+        <w:t>по проектной (учебной) практике</w:t>
+      </w:r>
+    </w:p>
     <w:p/>
     <w:p/>
     <w:p>
       <w:pPr>
         <w:jc w:val="center"/>
       </w:pPr>
-      <w:r>
-        <w:rPr>
-          <w:b/>
-          <w:bCs/>
-          <w:sz w:val="32"/>
-          <w:szCs w:val="32"/>
-        </w:rPr>
-        <w:t>ОТЧЁТ</w:t>
-      </w:r>
-    </w:p>
-    <w:p>
-      <w:pPr>
-        <w:jc w:val="center"/>
-      </w:pPr>
-      <w:r>
-        <w:t>по проектной (учебной) практике</w:t>
-      </w:r>
-    </w:p>
-    <w:p/>
-    <w:p/>
-    <w:p>
       <w:r>
         <w:rPr>
           <w:sz w:val="24"/>
@@ -134,71 +172,71 @@
         <w:t xml:space="preserve">     Группа: 251-321</w:t>
       </w:r>
     </w:p>
-    <w:p/>
-    <w:p>
+    <w:p>
+      <w:pPr>
+        <w:jc w:val="center"/>
+      </w:pPr>
+    </w:p>
+    <w:p>
+      <w:pPr>
+        <w:jc w:val="center"/>
+      </w:pPr>
       <w:r>
         <w:rPr>
           <w:sz w:val="24"/>
           <w:szCs w:val="24"/>
         </w:rPr>
-        <w:t xml:space="preserve">Место прохождения практики: Московский </w:t>
-      </w:r>
-      <w:proofErr w:type="spellStart"/>
-      <w:r>
-        <w:rPr>
-          <w:sz w:val="24"/>
-          <w:szCs w:val="24"/>
-        </w:rPr>
-        <w:t>Политех</w:t>
-      </w:r>
-      <w:proofErr w:type="spellEnd"/>
-      <w:r>
-        <w:rPr>
-          <w:sz w:val="24"/>
-          <w:szCs w:val="24"/>
-        </w:rPr>
-        <w:t xml:space="preserve">, кафедра </w:t>
-      </w:r>
-      <w:proofErr w:type="spellStart"/>
-      <w:r>
-        <w:rPr>
-          <w:sz w:val="24"/>
-          <w:szCs w:val="24"/>
-        </w:rPr>
-        <w:t>Инфокогнитивных</w:t>
-      </w:r>
-      <w:proofErr w:type="spellEnd"/>
-      <w:r>
-        <w:rPr>
-          <w:sz w:val="24"/>
-          <w:szCs w:val="24"/>
-        </w:rPr>
-        <w:t xml:space="preserve"> технологий</w:t>
-      </w:r>
-    </w:p>
-    <w:p/>
-    <w:p>
-      <w:r>
-        <w:rPr>
-          <w:sz w:val="24"/>
-          <w:szCs w:val="24"/>
-        </w:rPr>
-        <w:t>Отчёт принят с оценкой: ____________     Дата: ____________</w:t>
-      </w:r>
-    </w:p>
-    <w:p/>
-    <w:p>
-      <w:r>
-        <w:rPr>
-          <w:sz w:val="24"/>
-          <w:szCs w:val="24"/>
-        </w:rPr>
-        <w:t>Руководитель практики: _________________________________</w:t>
+        <w:t>Место прохождения практики: Московский Политех, кафедра Инфокогнитивных технологий</w:t>
       </w:r>
     </w:p>
     <w:p/>
     <w:p/>
     <w:p/>
+    <w:p/>
+    <w:p>
+      <w:pPr>
+        <w:spacing w:beforeAutospacing="1" w:afterAutospacing="1" w:line="360" w:lineRule="auto"/>
+        <w:ind w:left="-5" w:right="67"/>
+        <w:rPr>
+          <w:color w:val="000000"/>
+          <w:lang w:eastAsia="en-US" w:bidi="en-US"/>
+        </w:rPr>
+      </w:pPr>
+      <w:r>
+        <w:rPr>
+          <w:color w:val="000000"/>
+          <w:lang w:eastAsia="en-US" w:bidi="en-US"/>
+        </w:rPr>
+        <w:t>Отчет принят с оценкой _______________ Дата ________________________</w:t>
+      </w:r>
+    </w:p>
+    <w:p>
+      <w:pPr>
+        <w:spacing w:beforeAutospacing="1" w:afterAutospacing="1" w:line="360" w:lineRule="auto"/>
+        <w:ind w:left="-5" w:right="67"/>
+        <w:rPr>
+          <w:color w:val="000000"/>
+          <w:lang w:eastAsia="en-US" w:bidi="en-US"/>
+        </w:rPr>
+      </w:pPr>
+      <w:r>
+        <w:rPr>
+          <w:color w:val="000000"/>
+          <w:lang w:eastAsia="en-US" w:bidi="en-US"/>
+        </w:rPr>
+        <w:t>Руководитель практики: _________________________________</w:t>
+      </w:r>
+    </w:p>
+    <w:p/>
+    <w:p/>
+    <w:p/>
+    <w:p/>
+    <w:p/>
+    <w:p/>
+    <w:p/>
+    <w:p/>
+    <w:p/>
+    <w:p/>
     <w:p>
       <w:pPr>
         <w:jc w:val="center"/>
@@ -210,8 +248,6 @@
         </w:rPr>
         <w:t>Москва 2026</w:t>
       </w:r>
-    </w:p>
-    <w:p>
       <w:r>
         <w:br w:type="page"/>
       </w:r>
@@ -228,235 +264,350 @@
     </w:p>
     <w:p>
       <w:pPr>
-        <w:spacing w:line="360" w:lineRule="auto"/>
-        <w:ind w:firstLine="720"/>
-        <w:jc w:val="both"/>
-      </w:pPr>
-      <w:r>
-        <w:t>Введение</w:t>
-      </w:r>
-    </w:p>
-    <w:p>
-      <w:pPr>
-        <w:spacing w:line="360" w:lineRule="auto"/>
-        <w:ind w:firstLine="720"/>
-        <w:jc w:val="both"/>
-      </w:pPr>
-      <w:r>
-        <w:t>1. Общая информация о проекте</w:t>
-      </w:r>
-    </w:p>
-    <w:p>
-      <w:pPr>
-        <w:spacing w:line="360" w:lineRule="auto"/>
-        <w:ind w:firstLine="720"/>
-        <w:jc w:val="both"/>
-      </w:pPr>
-      <w:r>
-        <w:t xml:space="preserve">   1.1. Название проекта</w:t>
-      </w:r>
-    </w:p>
-    <w:p>
-      <w:pPr>
-        <w:spacing w:line="360" w:lineRule="auto"/>
-        <w:ind w:firstLine="720"/>
-        <w:jc w:val="both"/>
-      </w:pPr>
-      <w:r>
-        <w:t xml:space="preserve">   1.2. Цели и задачи проекта</w:t>
-      </w:r>
-    </w:p>
-    <w:p>
-      <w:pPr>
-        <w:spacing w:line="360" w:lineRule="auto"/>
-        <w:ind w:firstLine="720"/>
-        <w:jc w:val="both"/>
-      </w:pPr>
-      <w:r>
-        <w:t xml:space="preserve">   1.3. Продуктовый результат</w:t>
-      </w:r>
-    </w:p>
-    <w:p>
-      <w:pPr>
-        <w:spacing w:line="360" w:lineRule="auto"/>
-        <w:ind w:firstLine="720"/>
-        <w:jc w:val="both"/>
-      </w:pPr>
-      <w:r>
-        <w:t xml:space="preserve">   1.4. Дорожная карта</w:t>
-      </w:r>
-    </w:p>
-    <w:p>
-      <w:pPr>
-        <w:spacing w:line="360" w:lineRule="auto"/>
-        <w:ind w:firstLine="720"/>
-        <w:jc w:val="both"/>
-      </w:pPr>
-      <w:r>
-        <w:t>2. Общая характеристика организации-партнёра</w:t>
-      </w:r>
-    </w:p>
-    <w:p>
-      <w:pPr>
-        <w:spacing w:line="360" w:lineRule="auto"/>
-        <w:ind w:firstLine="720"/>
-        <w:jc w:val="both"/>
-      </w:pPr>
-      <w:r>
-        <w:t xml:space="preserve">   2.1. Наименование</w:t>
-      </w:r>
-    </w:p>
-    <w:p>
-      <w:pPr>
-        <w:spacing w:line="360" w:lineRule="auto"/>
-        <w:ind w:firstLine="720"/>
-        <w:jc w:val="both"/>
-      </w:pPr>
-      <w:r>
-        <w:t xml:space="preserve">   2.2. Описание деятельности</w:t>
-      </w:r>
-    </w:p>
-    <w:p>
-      <w:pPr>
-        <w:spacing w:line="360" w:lineRule="auto"/>
-        <w:ind w:firstLine="720"/>
-        <w:jc w:val="both"/>
-      </w:pPr>
-      <w:r>
-        <w:t>3. Описание задания по практике</w:t>
-      </w:r>
-    </w:p>
-    <w:p>
-      <w:pPr>
-        <w:spacing w:line="360" w:lineRule="auto"/>
-        <w:ind w:firstLine="720"/>
-        <w:jc w:val="both"/>
-      </w:pPr>
-      <w:r>
-        <w:t xml:space="preserve">   3.1. Обязательная часть</w:t>
-      </w:r>
-    </w:p>
-    <w:p>
-      <w:pPr>
-        <w:spacing w:line="360" w:lineRule="auto"/>
-        <w:ind w:firstLine="720"/>
-        <w:jc w:val="both"/>
-      </w:pPr>
-      <w:r>
-        <w:t xml:space="preserve">   3.2. Часть по выбору</w:t>
-      </w:r>
-    </w:p>
-    <w:p>
-      <w:pPr>
-        <w:spacing w:line="360" w:lineRule="auto"/>
-        <w:ind w:firstLine="720"/>
-        <w:jc w:val="both"/>
-      </w:pPr>
-      <w:r>
-        <w:t>4. Описание достигнутых результатов</w:t>
-      </w:r>
-    </w:p>
-    <w:p>
-      <w:pPr>
-        <w:spacing w:line="360" w:lineRule="auto"/>
-        <w:ind w:firstLine="720"/>
-        <w:jc w:val="both"/>
-      </w:pPr>
-      <w:r>
-        <w:t xml:space="preserve">   4.1. Работа с </w:t>
-      </w:r>
-      <w:proofErr w:type="spellStart"/>
-      <w:r>
-        <w:t>Git</w:t>
-      </w:r>
-      <w:proofErr w:type="spellEnd"/>
-      <w:r>
-        <w:t xml:space="preserve"> и </w:t>
-      </w:r>
-      <w:proofErr w:type="spellStart"/>
-      <w:r>
-        <w:t>GitVerse</w:t>
-      </w:r>
-      <w:proofErr w:type="spellEnd"/>
-    </w:p>
-    <w:p>
-      <w:pPr>
-        <w:spacing w:line="360" w:lineRule="auto"/>
-        <w:ind w:firstLine="720"/>
-        <w:jc w:val="both"/>
-      </w:pPr>
-      <w:r>
-        <w:t xml:space="preserve">   4.2. </w:t>
-      </w:r>
-      <w:proofErr w:type="spellStart"/>
-      <w:r>
-        <w:t>Markdown</w:t>
-      </w:r>
-      <w:proofErr w:type="spellEnd"/>
-      <w:r>
-        <w:t>-документация</w:t>
-      </w:r>
-    </w:p>
-    <w:p>
-      <w:pPr>
-        <w:spacing w:line="360" w:lineRule="auto"/>
-        <w:ind w:firstLine="720"/>
-        <w:jc w:val="both"/>
-      </w:pPr>
-      <w:r>
-        <w:t xml:space="preserve">   4.3. Веб-сайт</w:t>
-      </w:r>
-    </w:p>
-    <w:p>
-      <w:pPr>
-        <w:spacing w:line="360" w:lineRule="auto"/>
-        <w:ind w:firstLine="720"/>
-        <w:jc w:val="both"/>
-      </w:pPr>
-      <w:r>
-        <w:t xml:space="preserve">   4.4. Курс по LLM</w:t>
-      </w:r>
-    </w:p>
-    <w:p>
-      <w:pPr>
-        <w:spacing w:line="360" w:lineRule="auto"/>
-        <w:ind w:firstLine="720"/>
-        <w:jc w:val="both"/>
-      </w:pPr>
-      <w:r>
-        <w:t xml:space="preserve">   4.5. Взаимодействие с организацией-партнёром</w:t>
-      </w:r>
-    </w:p>
-    <w:p>
-      <w:pPr>
-        <w:spacing w:line="360" w:lineRule="auto"/>
-        <w:ind w:firstLine="720"/>
-        <w:jc w:val="both"/>
-      </w:pPr>
-      <w:r>
-        <w:t>Заключение</w:t>
-      </w:r>
-    </w:p>
-    <w:p>
-      <w:pPr>
-        <w:spacing w:line="360" w:lineRule="auto"/>
-        <w:ind w:firstLine="720"/>
-        <w:jc w:val="both"/>
-      </w:pPr>
-      <w:r>
-        <w:t>Список использованной литературы</w:t>
-      </w:r>
-    </w:p>
-    <w:p>
-      <w:r>
-        <w:br w:type="page"/>
-      </w:r>
-    </w:p>
-    <w:p>
-      <w:pPr>
         <w:pStyle w:val="1"/>
         <w:spacing w:before="240" w:after="120"/>
       </w:pPr>
+    </w:p>
+    <w:p>
+      <w:pPr>
+        <w:spacing w:line="360" w:lineRule="auto"/>
+        <w:ind w:firstLine="720"/>
+        <w:jc w:val="both"/>
+      </w:pPr>
+      <w:r>
+        <w:t>ВВЕДЕНИЕ</w:t>
+      </w:r>
+    </w:p>
+    <w:p>
+      <w:pPr>
+        <w:pStyle w:val="a4"/>
+        <w:numPr>
+          <w:ilvl w:val="0"/>
+          <w:numId w:val="6"/>
+        </w:numPr>
+        <w:spacing w:line="360" w:lineRule="auto"/>
+        <w:ind w:firstLine="916"/>
+        <w:jc w:val="both"/>
+      </w:pPr>
+      <w:r>
+        <w:t>Общая информация о проекте</w:t>
+      </w:r>
+    </w:p>
+    <w:p>
+      <w:pPr>
+        <w:pStyle w:val="a4"/>
+        <w:numPr>
+          <w:ilvl w:val="1"/>
+          <w:numId w:val="6"/>
+        </w:numPr>
+        <w:spacing w:line="360" w:lineRule="auto"/>
+        <w:ind w:firstLine="916"/>
+        <w:jc w:val="both"/>
+      </w:pPr>
+      <w:r>
+        <w:t>Название проекта</w:t>
+      </w:r>
+    </w:p>
+    <w:p>
+      <w:pPr>
+        <w:pStyle w:val="a4"/>
+        <w:numPr>
+          <w:ilvl w:val="1"/>
+          <w:numId w:val="6"/>
+        </w:numPr>
+        <w:spacing w:line="360" w:lineRule="auto"/>
+        <w:ind w:firstLine="916"/>
+        <w:jc w:val="both"/>
+      </w:pPr>
+      <w:r>
+        <w:t>Цели и задачи проекта</w:t>
+      </w:r>
+    </w:p>
+    <w:p>
+      <w:pPr>
+        <w:pStyle w:val="a4"/>
+        <w:numPr>
+          <w:ilvl w:val="1"/>
+          <w:numId w:val="6"/>
+        </w:numPr>
+        <w:spacing w:line="360" w:lineRule="auto"/>
+        <w:ind w:firstLine="916"/>
+        <w:jc w:val="both"/>
+      </w:pPr>
+      <w:r>
+        <w:t>Продуктовый результат</w:t>
+      </w:r>
+    </w:p>
+    <w:p>
+      <w:pPr>
+        <w:pStyle w:val="a4"/>
+        <w:numPr>
+          <w:ilvl w:val="1"/>
+          <w:numId w:val="6"/>
+        </w:numPr>
+        <w:spacing w:line="360" w:lineRule="auto"/>
+        <w:ind w:firstLine="916"/>
+        <w:jc w:val="both"/>
+      </w:pPr>
+      <w:r>
+        <w:t>Дорожная карта</w:t>
+      </w:r>
+    </w:p>
+    <w:p>
+      <w:pPr>
+        <w:pStyle w:val="a4"/>
+        <w:numPr>
+          <w:ilvl w:val="0"/>
+          <w:numId w:val="6"/>
+        </w:numPr>
+        <w:spacing w:line="360" w:lineRule="auto"/>
+        <w:ind w:firstLine="916"/>
+        <w:jc w:val="both"/>
+      </w:pPr>
+      <w:r>
+        <w:t>Общая характеристика организации-партнёра</w:t>
+      </w:r>
+    </w:p>
+    <w:p>
+      <w:pPr>
+        <w:pStyle w:val="a4"/>
+        <w:numPr>
+          <w:ilvl w:val="1"/>
+          <w:numId w:val="6"/>
+        </w:numPr>
+        <w:spacing w:line="360" w:lineRule="auto"/>
+        <w:ind w:firstLine="916"/>
+        <w:jc w:val="both"/>
+      </w:pPr>
+      <w:r>
+        <w:t>Наименование</w:t>
+      </w:r>
+    </w:p>
+    <w:p>
+      <w:pPr>
+        <w:pStyle w:val="a4"/>
+        <w:numPr>
+          <w:ilvl w:val="1"/>
+          <w:numId w:val="6"/>
+        </w:numPr>
+        <w:spacing w:line="360" w:lineRule="auto"/>
+        <w:ind w:firstLine="916"/>
+        <w:jc w:val="both"/>
+      </w:pPr>
+      <w:r>
+        <w:t>Описание деятельности</w:t>
+      </w:r>
+    </w:p>
+    <w:p>
+      <w:pPr>
+        <w:pStyle w:val="a4"/>
+        <w:numPr>
+          <w:ilvl w:val="0"/>
+          <w:numId w:val="6"/>
+        </w:numPr>
+        <w:spacing w:line="360" w:lineRule="auto"/>
+        <w:ind w:firstLine="916"/>
+        <w:jc w:val="both"/>
+      </w:pPr>
+      <w:r>
+        <w:t>Описание задания по практике</w:t>
+      </w:r>
+    </w:p>
+    <w:p>
+      <w:pPr>
+        <w:pStyle w:val="a4"/>
+        <w:numPr>
+          <w:ilvl w:val="1"/>
+          <w:numId w:val="6"/>
+        </w:numPr>
+        <w:spacing w:line="360" w:lineRule="auto"/>
+        <w:ind w:firstLine="916"/>
+        <w:jc w:val="both"/>
+      </w:pPr>
+      <w:r>
+        <w:t>Обязательная часть</w:t>
+      </w:r>
+    </w:p>
+    <w:p>
+      <w:pPr>
+        <w:pStyle w:val="a4"/>
+        <w:numPr>
+          <w:ilvl w:val="1"/>
+          <w:numId w:val="6"/>
+        </w:numPr>
+        <w:spacing w:line="360" w:lineRule="auto"/>
+        <w:ind w:firstLine="916"/>
+        <w:jc w:val="both"/>
+      </w:pPr>
+      <w:r>
+        <w:t>Часть по выбору</w:t>
+      </w:r>
+    </w:p>
+    <w:p>
+      <w:pPr>
+        <w:pStyle w:val="a4"/>
+        <w:numPr>
+          <w:ilvl w:val="0"/>
+          <w:numId w:val="6"/>
+        </w:numPr>
+        <w:spacing w:line="360" w:lineRule="auto"/>
+        <w:ind w:firstLine="916"/>
+        <w:jc w:val="both"/>
+      </w:pPr>
+      <w:r>
+        <w:t>Описание достигнутых результатов</w:t>
+      </w:r>
+    </w:p>
+    <w:p>
+      <w:pPr>
+        <w:pStyle w:val="a4"/>
+        <w:numPr>
+          <w:ilvl w:val="1"/>
+          <w:numId w:val="6"/>
+        </w:numPr>
+        <w:spacing w:line="360" w:lineRule="auto"/>
+        <w:ind w:firstLine="916"/>
+        <w:jc w:val="both"/>
+      </w:pPr>
+      <w:r>
+        <w:t xml:space="preserve">Работа с </w:t>
+      </w:r>
+      <w:proofErr w:type="spellStart"/>
+      <w:r>
+        <w:t>Git</w:t>
+      </w:r>
+      <w:proofErr w:type="spellEnd"/>
+      <w:r>
+        <w:t xml:space="preserve"> и </w:t>
+      </w:r>
+      <w:proofErr w:type="spellStart"/>
+      <w:r>
+        <w:t>GitVerse</w:t>
+      </w:r>
+      <w:proofErr w:type="spellEnd"/>
+    </w:p>
+    <w:p>
+      <w:pPr>
+        <w:pStyle w:val="a4"/>
+        <w:numPr>
+          <w:ilvl w:val="1"/>
+          <w:numId w:val="6"/>
+        </w:numPr>
+        <w:spacing w:line="360" w:lineRule="auto"/>
+        <w:ind w:firstLine="916"/>
+        <w:jc w:val="both"/>
+      </w:pPr>
+      <w:proofErr w:type="spellStart"/>
+      <w:r>
+        <w:t>Markdown</w:t>
+      </w:r>
+      <w:proofErr w:type="spellEnd"/>
+      <w:r>
+        <w:t>-документация</w:t>
+      </w:r>
+    </w:p>
+    <w:p>
+      <w:pPr>
+        <w:pStyle w:val="a4"/>
+        <w:numPr>
+          <w:ilvl w:val="1"/>
+          <w:numId w:val="6"/>
+        </w:numPr>
+        <w:spacing w:line="360" w:lineRule="auto"/>
+        <w:ind w:firstLine="916"/>
+        <w:jc w:val="both"/>
+      </w:pPr>
+      <w:r>
+        <w:t>Веб-сайт</w:t>
+      </w:r>
+    </w:p>
+    <w:p>
+      <w:pPr>
+        <w:pStyle w:val="a4"/>
+        <w:numPr>
+          <w:ilvl w:val="1"/>
+          <w:numId w:val="6"/>
+        </w:numPr>
+        <w:spacing w:line="360" w:lineRule="auto"/>
+        <w:ind w:firstLine="916"/>
+        <w:jc w:val="both"/>
+      </w:pPr>
+      <w:r>
+        <w:t>Курс по LLM</w:t>
+      </w:r>
+    </w:p>
+    <w:p>
+      <w:pPr>
+        <w:pStyle w:val="a4"/>
+        <w:numPr>
+          <w:ilvl w:val="1"/>
+          <w:numId w:val="6"/>
+        </w:numPr>
+        <w:spacing w:line="360" w:lineRule="auto"/>
+        <w:ind w:firstLine="916"/>
+        <w:jc w:val="both"/>
+      </w:pPr>
+      <w:r>
+        <w:t>Взаимодействие с организацией-партнёром</w:t>
+      </w:r>
+    </w:p>
+    <w:p>
+      <w:pPr>
+        <w:pStyle w:val="a4"/>
+        <w:numPr>
+          <w:ilvl w:val="1"/>
+          <w:numId w:val="6"/>
+        </w:numPr>
+        <w:spacing w:line="360" w:lineRule="auto"/>
+        <w:ind w:firstLine="916"/>
+        <w:jc w:val="both"/>
+      </w:pPr>
+      <w:r>
+        <w:rPr>
+          <w:sz w:val="26"/>
+          <w:szCs w:val="26"/>
+        </w:rPr>
+        <w:t>Часть по выбору – HTTP-сервер на Node.js</w:t>
+      </w:r>
+    </w:p>
+    <w:p>
+      <w:pPr>
+        <w:pStyle w:val="a4"/>
+        <w:spacing w:line="360" w:lineRule="auto"/>
+        <w:ind w:left="1708"/>
+        <w:jc w:val="both"/>
+      </w:pPr>
+    </w:p>
+    <w:p>
+      <w:pPr>
+        <w:spacing w:line="360" w:lineRule="auto"/>
+        <w:ind w:firstLine="720"/>
+        <w:jc w:val="both"/>
+      </w:pPr>
+      <w:r>
+        <w:t>ЗАКЛЮЧЕНИЕ</w:t>
+      </w:r>
+    </w:p>
+    <w:p>
+      <w:pPr>
+        <w:spacing w:line="360" w:lineRule="auto"/>
+        <w:ind w:firstLine="720"/>
+        <w:jc w:val="both"/>
+      </w:pPr>
+      <w:r>
+        <w:t>СПИСОК ИСПОЛЬЗОВАННОЙ ЛИТЕРАТУРЫ</w:t>
+      </w:r>
+    </w:p>
+    <w:p>
+      <w:r>
+        <w:br w:type="page"/>
+      </w:r>
+    </w:p>
+    <w:p>
+      <w:pPr>
+        <w:pStyle w:val="1"/>
+        <w:spacing w:before="240" w:after="120"/>
+      </w:pPr>
       <w:r>
         <w:lastRenderedPageBreak/>
         <w:t>ВВЕДЕНИЕ</w:t>
@@ -464,6 +615,12 @@
     </w:p>
     <w:p>
       <w:pPr>
+        <w:pStyle w:val="1"/>
+        <w:spacing w:before="240" w:after="120"/>
+      </w:pPr>
+    </w:p>
+    <w:p>
+      <w:pPr>
         <w:spacing w:line="360" w:lineRule="auto"/>
         <w:ind w:firstLine="720"/>
         <w:jc w:val="both"/>
@@ -499,21 +656,7 @@
         <w:t>Новиковой Анастасией Станиславовной</w:t>
       </w:r>
       <w:r>
-        <w:t xml:space="preserve">. Я отвечала за структуру </w:t>
-      </w:r>
-      <w:proofErr w:type="spellStart"/>
-      <w:r>
-        <w:t>репозитория</w:t>
-      </w:r>
-      <w:proofErr w:type="spellEnd"/>
-      <w:r>
-        <w:t xml:space="preserve">, скелет веб-сайта и отчёт о партнёре; Анастасия </w:t>
-      </w:r>
-      <w:r>
-        <w:t>–</w:t>
-      </w:r>
-      <w:r>
-        <w:t xml:space="preserve"> за документацию, ведение журнала и наполнение страниц сайта.</w:t>
+        <w:t>. Я отвечала за структуру репозитория, скелет веб-сайта и отчёт о партнёре; Анастасия – за документацию, ведение журнала и наполнение страниц сайта.</w:t>
       </w:r>
     </w:p>
     <w:p>
@@ -523,59 +666,35 @@
         <w:jc w:val="both"/>
       </w:pPr>
       <w:r>
-        <w:t xml:space="preserve">Трудоёмкость практики составляет 72 академических часа. В рамках практики освоены базовые навыки работы с </w:t>
-      </w:r>
-      <w:proofErr w:type="spellStart"/>
-      <w:r>
-        <w:t>Git</w:t>
-      </w:r>
-      <w:proofErr w:type="spellEnd"/>
-      <w:r>
-        <w:t xml:space="preserve"> и </w:t>
-      </w:r>
-      <w:proofErr w:type="spellStart"/>
-      <w:r>
-        <w:t>GitVerse</w:t>
-      </w:r>
-      <w:proofErr w:type="spellEnd"/>
-      <w:r>
-        <w:t xml:space="preserve">, создана документация в формате </w:t>
-      </w:r>
-      <w:proofErr w:type="spellStart"/>
-      <w:r>
-        <w:t>Markdown</w:t>
-      </w:r>
-      <w:proofErr w:type="spellEnd"/>
-      <w:r>
-        <w:t xml:space="preserve">, разработан статический веб-сайт, </w:t>
-      </w:r>
-      <w:r>
-        <w:t>реализован HTTP-сервер на Node.js</w:t>
-      </w:r>
-      <w:r>
-        <w:t>,</w:t>
-      </w:r>
-      <w:r>
-        <w:t xml:space="preserve"> </w:t>
-      </w:r>
-      <w:r>
-        <w:t>пройден онлайн-курс по большим языковым моделям, организовано взаимодействие с организацией-партнёром.</w:t>
+        <w:t>Трудоёмкость практики составляет 72 академических часа. В рамках практики освоены базовые навыки работы с Git и GitVerse, создана документация в формате Markdown, разработан статический веб-сайт, реализован HTTP-сервер на Node.js, пройден онлайн-курс по большим языковым моделям, организовано взаимодействие с организацией-партнёром.</w:t>
       </w:r>
     </w:p>
     <w:p>
       <w:r>
         <w:br w:type="page"/>
+      </w:r>
+    </w:p>
+    <w:p>
+      <w:pPr>
+        <w:pStyle w:val="1"/>
+        <w:numPr>
+          <w:ilvl w:val="0"/>
+          <w:numId w:val="7"/>
+        </w:numPr>
+        <w:spacing w:before="240" w:after="120"/>
+      </w:pPr>
+      <w:r>
+        <w:lastRenderedPageBreak/>
+        <w:t>ОБЩАЯ ИНФОРМАЦИЯ О ПРОЕКТЕ</w:t>
       </w:r>
     </w:p>
     <w:p>
       <w:pPr>
         <w:pStyle w:val="1"/>
         <w:spacing w:before="240" w:after="120"/>
-      </w:pPr>
-      <w:r>
-        <w:lastRenderedPageBreak/>
-        <w:t>1. ОБЩАЯ ИНФОРМАЦИЯ О ПРОЕКТЕ</w:t>
-      </w:r>
+        <w:ind w:left="720"/>
+        <w:jc w:val="left"/>
+      </w:pPr>
     </w:p>
     <w:p>
       <w:pPr>
@@ -601,17 +720,8 @@
           <w:b/>
           <w:bCs/>
         </w:rPr>
-        <w:t xml:space="preserve">Менеджер задач для личного кабинета Московского </w:t>
-      </w:r>
-      <w:proofErr w:type="spellStart"/>
-      <w:r>
-        <w:rPr>
-          <w:b/>
-          <w:bCs/>
-        </w:rPr>
-        <w:t>Политеха</w:t>
-      </w:r>
-      <w:proofErr w:type="spellEnd"/>
+        <w:t>Менеджер задач для личного кабинета Московского Политеха</w:t>
+      </w:r>
     </w:p>
     <w:p>
       <w:pPr>
@@ -633,29 +743,7 @@
         <w:jc w:val="both"/>
       </w:pPr>
       <w:r>
-        <w:t xml:space="preserve">Цель проекта </w:t>
-      </w:r>
-      <w:r>
-        <w:t>–</w:t>
-      </w:r>
-      <w:r>
-        <w:t xml:space="preserve"> </w:t>
-      </w:r>
-      <w:proofErr w:type="spellStart"/>
-      <w:r>
-        <w:t>редизайн</w:t>
-      </w:r>
-      <w:proofErr w:type="spellEnd"/>
-      <w:r>
-        <w:t xml:space="preserve"> IT-инфраструктуры Московского </w:t>
-      </w:r>
-      <w:proofErr w:type="spellStart"/>
-      <w:r>
-        <w:t>Политеха</w:t>
-      </w:r>
-      <w:proofErr w:type="spellEnd"/>
-      <w:r>
-        <w:t xml:space="preserve"> через внедрение менеджера задач и других инструментов, создание единой, удобной и современной цифровой экосистемы, обеспечивающей бесшовное взаимодействие между всеми IT-сервисами университета и улучшение опыта пользователей.</w:t>
+        <w:t>Цель проекта – редизайн IT-инфраструктуры Московского Политеха через внедрение менеджера задач и других инструментов, создание единой, удобной и современной цифровой экосистемы, обеспечивающей бесшовное взаимодействие между всеми IT-сервисами университета и улучшение опыта пользователей.</w:t>
       </w:r>
     </w:p>
     <w:p>
@@ -677,21 +765,7 @@
         </w:numPr>
       </w:pPr>
       <w:r>
-        <w:t xml:space="preserve">Анализ и аудит </w:t>
-      </w:r>
-      <w:r>
-        <w:t>–</w:t>
-      </w:r>
-      <w:r>
-        <w:t xml:space="preserve"> определение сильных и слабых сторон, существующих проблем и возможных конкурентов IT-сервисов Московского </w:t>
-      </w:r>
-      <w:proofErr w:type="spellStart"/>
-      <w:r>
-        <w:t>Политеха</w:t>
-      </w:r>
-      <w:proofErr w:type="spellEnd"/>
-      <w:r>
-        <w:t>.</w:t>
+        <w:t>Анализ и аудит – определение сильных и слабых сторон, существующих проблем и возможных конкурентов IT-сервисов Московского Политеха.</w:t>
       </w:r>
     </w:p>
     <w:p>
@@ -703,21 +777,7 @@
         </w:numPr>
       </w:pPr>
       <w:r>
-        <w:t xml:space="preserve">Проектирование </w:t>
-      </w:r>
-      <w:r>
-        <w:t>–</w:t>
-      </w:r>
-      <w:r>
-        <w:t xml:space="preserve"> распределение задач и создание прототипа </w:t>
-      </w:r>
-      <w:proofErr w:type="spellStart"/>
-      <w:r>
-        <w:t>редизайна</w:t>
-      </w:r>
-      <w:proofErr w:type="spellEnd"/>
-      <w:r>
-        <w:t xml:space="preserve"> всех компонентов IT-инфраструктуры.</w:t>
+        <w:t>Проектирование – распределение задач и создание прототипа редизайна всех компонентов IT-инфраструктуры.</w:t>
       </w:r>
     </w:p>
     <w:p>
@@ -729,13 +789,7 @@
         </w:numPr>
       </w:pPr>
       <w:r>
-        <w:t xml:space="preserve">Разработка </w:t>
-      </w:r>
-      <w:r>
-        <w:t>–</w:t>
-      </w:r>
-      <w:r>
-        <w:t xml:space="preserve"> построение новых функциональных модулей и интеграция существующих сервисов.</w:t>
+        <w:t>Разработка – построение новых функциональных модулей и интеграция существующих сервисов.</w:t>
       </w:r>
     </w:p>
     <w:p>
@@ -747,13 +801,7 @@
         </w:numPr>
       </w:pPr>
       <w:r>
-        <w:t xml:space="preserve">Внедрение </w:t>
-      </w:r>
-      <w:r>
-        <w:t>–</w:t>
-      </w:r>
-      <w:r>
-        <w:t xml:space="preserve"> создание готового продукта для быстрого запуска и масштабирования.</w:t>
+        <w:t>Внедрение – создание готового продукта для быстрого запуска и масштабирования.</w:t>
       </w:r>
     </w:p>
     <w:p>
@@ -788,13 +836,7 @@
         </w:numPr>
       </w:pPr>
       <w:r>
-        <w:t xml:space="preserve">Авторизация </w:t>
-      </w:r>
-      <w:r>
-        <w:t>–</w:t>
-      </w:r>
-      <w:r>
-        <w:t xml:space="preserve"> решение проблем авторизации на сайте для безопасного доступа пользователей.</w:t>
+        <w:t>Авторизация – решение проблем авторизации на сайте для безопасного доступа пользователей.</w:t>
       </w:r>
     </w:p>
     <w:p>
@@ -806,13 +848,7 @@
         </w:numPr>
       </w:pPr>
       <w:r>
-        <w:t xml:space="preserve">Интеграция </w:t>
-      </w:r>
-      <w:r>
-        <w:t>–</w:t>
-      </w:r>
-      <w:r>
-        <w:t xml:space="preserve"> объединение ЛК и СДО в единую систему.</w:t>
+        <w:t>Интеграция – объединение ЛК и СДО в единую систему.</w:t>
       </w:r>
     </w:p>
     <w:p>
@@ -824,21 +860,7 @@
         </w:numPr>
       </w:pPr>
       <w:r>
-        <w:t xml:space="preserve">Оптимизация </w:t>
-      </w:r>
-      <w:proofErr w:type="spellStart"/>
-      <w:r>
-        <w:t>бэкенда</w:t>
-      </w:r>
-      <w:proofErr w:type="spellEnd"/>
-      <w:r>
-        <w:t xml:space="preserve"> </w:t>
-      </w:r>
-      <w:r>
-        <w:t>–</w:t>
-      </w:r>
-      <w:r>
-        <w:t xml:space="preserve"> ускорение работы системы.</w:t>
+        <w:t>Оптимизация бэкенда – ускорение работы системы.</w:t>
       </w:r>
     </w:p>
     <w:p>
@@ -849,19 +871,8 @@
           <w:numId w:val="3"/>
         </w:numPr>
       </w:pPr>
-      <w:proofErr w:type="spellStart"/>
-      <w:r>
-        <w:t>Редизайн</w:t>
-      </w:r>
-      <w:proofErr w:type="spellEnd"/>
-      <w:r>
-        <w:t xml:space="preserve"> интерфейса </w:t>
-      </w:r>
-      <w:r>
-        <w:t>–</w:t>
-      </w:r>
-      <w:r>
-        <w:t xml:space="preserve"> обновление стилистики и палитры личного кабинета.</w:t>
+      <w:r>
+        <w:t>Редизайн интерфейса – обновление стилистики и палитры личного кабинета.</w:t>
       </w:r>
     </w:p>
     <w:p>
@@ -874,13 +885,7 @@
       </w:pPr>
       <w:r>
         <w:lastRenderedPageBreak/>
-        <w:t xml:space="preserve">База данных </w:t>
-      </w:r>
-      <w:r>
-        <w:t>–</w:t>
-      </w:r>
-      <w:r>
-        <w:t xml:space="preserve"> создание новой базы данных для эффективного хранения информации.</w:t>
+        <w:t>База данных – создание новой базы данных для эффективного хранения информации.</w:t>
       </w:r>
     </w:p>
     <w:p>
@@ -892,29 +897,7 @@
         </w:numPr>
       </w:pPr>
       <w:r>
-        <w:t xml:space="preserve">Новые инструменты </w:t>
-      </w:r>
-      <w:r>
-        <w:t>–</w:t>
-      </w:r>
-      <w:r>
-        <w:t xml:space="preserve"> диаграмма </w:t>
-      </w:r>
-      <w:proofErr w:type="spellStart"/>
-      <w:r>
-        <w:t>Ганта</w:t>
-      </w:r>
-      <w:proofErr w:type="spellEnd"/>
-      <w:r>
-        <w:t xml:space="preserve">, конструктор курсов, менеджер задач, </w:t>
-      </w:r>
-      <w:proofErr w:type="spellStart"/>
-      <w:r>
-        <w:t>редизайн</w:t>
-      </w:r>
-      <w:proofErr w:type="spellEnd"/>
-      <w:r>
-        <w:t xml:space="preserve"> календаря.</w:t>
+        <w:t>Новые инструменты – диаграмма Ганта, конструктор курсов, менеджер задач, редизайн календаря.</w:t>
       </w:r>
     </w:p>
     <w:p>
@@ -1248,12 +1231,24 @@
     <w:p>
       <w:pPr>
         <w:pStyle w:val="1"/>
+        <w:numPr>
+          <w:ilvl w:val="0"/>
+          <w:numId w:val="7"/>
+        </w:numPr>
         <w:spacing w:before="240" w:after="120"/>
       </w:pPr>
       <w:r>
         <w:lastRenderedPageBreak/>
-        <w:t>2. ОБЩАЯ ХАРАКТЕРИСТИКА ОРГАНИЗАЦИИ-ПАРТНЁРА</w:t>
-      </w:r>
+        <w:t>ОБЩАЯ ХАРАКТЕРИСТИКА ОРГАНИЗАЦИИ-ПАРТНЁРА</w:t>
+      </w:r>
+    </w:p>
+    <w:p>
+      <w:pPr>
+        <w:pStyle w:val="1"/>
+        <w:spacing w:before="240" w:after="120"/>
+        <w:ind w:left="720"/>
+        <w:jc w:val="left"/>
+      </w:pPr>
     </w:p>
     <w:p>
       <w:pPr>
@@ -1275,15 +1270,7 @@
         <w:jc w:val="both"/>
       </w:pPr>
       <w:r>
-        <w:t xml:space="preserve">Организация-партнёр: Федеральное государственное автономное образовательное учреждение высшего образования «Московский политехнический университет» (Московский </w:t>
-      </w:r>
-      <w:proofErr w:type="spellStart"/>
-      <w:r>
-        <w:t>Политех</w:t>
-      </w:r>
-      <w:proofErr w:type="spellEnd"/>
-      <w:r>
-        <w:t>).</w:t>
+        <w:t>Организация-партнёр: Федеральное государственное автономное образовательное учреждение высшего образования «Московский политехнический университет» (Московский Политех).</w:t>
       </w:r>
     </w:p>
     <w:p>
@@ -1306,21 +1293,7 @@
         <w:jc w:val="both"/>
       </w:pPr>
       <w:r>
-        <w:t xml:space="preserve">Московский </w:t>
-      </w:r>
-      <w:proofErr w:type="spellStart"/>
-      <w:r>
-        <w:t>Политех</w:t>
-      </w:r>
-      <w:proofErr w:type="spellEnd"/>
-      <w:r>
-        <w:t xml:space="preserve"> </w:t>
-      </w:r>
-      <w:r>
-        <w:t>–</w:t>
-      </w:r>
-      <w:r>
-        <w:t xml:space="preserve"> один из ведущих технических университетов России, осуществляющий подготовку специалистов в области информационных технологий, инжиниринга, дизайна и ряда других направлений. Университет активно развивает цифровую инфраструктуру: личный кабинет студента, систему дистанционного обучения (СДО), сервисы расписания и уведомлений.</w:t>
+        <w:t>Московский Политех – один из ведущих технических университетов России, осуществляющий подготовку специалистов в области информационных технологий, инжиниринга, дизайна и ряда других направлений. Университет активно развивает цифровую инфраструктуру: личный кабинет студента, систему дистанционного обучения (СДО), сервисы расписания и уведомлений.</w:t>
       </w:r>
     </w:p>
     <w:p>
@@ -1330,39 +1303,35 @@
         <w:jc w:val="both"/>
       </w:pPr>
       <w:r>
-        <w:t xml:space="preserve">Проект выполняется в интересах университета с целью улучшения цифрового опыта студентов и преподавателей. Заказчиком проекта выступает кафедра </w:t>
-      </w:r>
-      <w:proofErr w:type="spellStart"/>
-      <w:r>
-        <w:t>Инфокогнитивных</w:t>
-      </w:r>
-      <w:proofErr w:type="spellEnd"/>
-      <w:r>
-        <w:t xml:space="preserve"> технологий Московского </w:t>
-      </w:r>
-      <w:proofErr w:type="spellStart"/>
-      <w:r>
-        <w:t>Политеха</w:t>
-      </w:r>
-      <w:proofErr w:type="spellEnd"/>
-      <w:r>
-        <w:t>.</w:t>
+        <w:t>Проект выполняется в интересах университета с целью улучшения цифрового опыта студентов и преподавателей. Заказчиком проекта выступает кафедра Инфокогнитивных технологий Московского Политеха.</w:t>
       </w:r>
     </w:p>
     <w:p>
       <w:r>
         <w:br w:type="page"/>
+      </w:r>
+    </w:p>
+    <w:p>
+      <w:pPr>
+        <w:pStyle w:val="1"/>
+        <w:numPr>
+          <w:ilvl w:val="0"/>
+          <w:numId w:val="7"/>
+        </w:numPr>
+        <w:spacing w:before="240" w:after="120"/>
+      </w:pPr>
+      <w:r>
+        <w:lastRenderedPageBreak/>
+        <w:t>ОПИСАНИЕ ЗАДАНИЯ ПО ПРОЕКТНОЙ ПРАКТИКЕ</w:t>
       </w:r>
     </w:p>
     <w:p>
       <w:pPr>
         <w:pStyle w:val="1"/>
         <w:spacing w:before="240" w:after="120"/>
-      </w:pPr>
-      <w:r>
-        <w:lastRenderedPageBreak/>
-        <w:t>3. ОПИСАНИЕ ЗАДАНИЯ ПО ПРОЕКТНОЙ ПРАКТИКЕ</w:t>
-      </w:r>
+        <w:ind w:left="720"/>
+        <w:jc w:val="left"/>
+      </w:pPr>
     </w:p>
     <w:p>
       <w:pPr>
@@ -1396,45 +1365,7 @@
         </w:numPr>
       </w:pPr>
       <w:r>
-        <w:t xml:space="preserve">Настройка </w:t>
-      </w:r>
-      <w:proofErr w:type="spellStart"/>
-      <w:r>
-        <w:t>Git</w:t>
-      </w:r>
-      <w:proofErr w:type="spellEnd"/>
-      <w:r>
-        <w:t xml:space="preserve"> и </w:t>
-      </w:r>
-      <w:proofErr w:type="spellStart"/>
-      <w:r>
-        <w:t>репозитория</w:t>
-      </w:r>
-      <w:proofErr w:type="spellEnd"/>
-      <w:r>
-        <w:t xml:space="preserve"> </w:t>
-      </w:r>
-      <w:r>
-        <w:t>–</w:t>
-      </w:r>
-      <w:r>
-        <w:t xml:space="preserve"> регистрация на </w:t>
-      </w:r>
-      <w:proofErr w:type="spellStart"/>
-      <w:r>
-        <w:t>GitVerse</w:t>
-      </w:r>
-      <w:proofErr w:type="spellEnd"/>
-      <w:r>
-        <w:t xml:space="preserve">, настройка локальной среды, освоение базовых команд </w:t>
-      </w:r>
-      <w:proofErr w:type="spellStart"/>
-      <w:r>
-        <w:t>Git</w:t>
-      </w:r>
-      <w:proofErr w:type="spellEnd"/>
-      <w:r>
-        <w:t>.</w:t>
+        <w:t>Настройка Git и репозитория – регистрация на GitVerse, настройка локальной среды, освоение базовых команд Git.</w:t>
       </w:r>
     </w:p>
     <w:p>
@@ -1446,53 +1377,7 @@
         </w:numPr>
       </w:pPr>
       <w:r>
-        <w:t xml:space="preserve">Изучение </w:t>
-      </w:r>
-      <w:proofErr w:type="spellStart"/>
-      <w:r>
-        <w:t>Markdown</w:t>
-      </w:r>
-      <w:proofErr w:type="spellEnd"/>
-      <w:r>
-        <w:t xml:space="preserve"> и создание документации </w:t>
-      </w:r>
-      <w:r>
-        <w:t>–</w:t>
-      </w:r>
-      <w:r>
-        <w:t xml:space="preserve"> создание файлов </w:t>
-      </w:r>
-      <w:proofErr w:type="spellStart"/>
-      <w:r>
-        <w:t>docs</w:t>
-      </w:r>
-      <w:proofErr w:type="spellEnd"/>
-      <w:r>
-        <w:t xml:space="preserve">/project.md, </w:t>
-      </w:r>
-      <w:proofErr w:type="spellStart"/>
-      <w:r>
-        <w:t>docs</w:t>
-      </w:r>
-      <w:proofErr w:type="spellEnd"/>
-      <w:r>
-        <w:t xml:space="preserve">/members.md, </w:t>
-      </w:r>
-      <w:proofErr w:type="spellStart"/>
-      <w:r>
-        <w:t>docs</w:t>
-      </w:r>
-      <w:proofErr w:type="spellEnd"/>
-      <w:r>
-        <w:t xml:space="preserve">/journal.md, </w:t>
-      </w:r>
-      <w:proofErr w:type="spellStart"/>
-      <w:r>
-        <w:t>docs</w:t>
-      </w:r>
-      <w:proofErr w:type="spellEnd"/>
-      <w:r>
-        <w:t>/resources.md.</w:t>
+        <w:t>Изучение Markdown и создание документации – создание файлов docs/project.md, docs/members.md, docs/journal.md, docs/resources.md.</w:t>
       </w:r>
     </w:p>
     <w:p>
@@ -1504,29 +1389,7 @@
         </w:numPr>
       </w:pPr>
       <w:r>
-        <w:t xml:space="preserve">Создание веб-сайта </w:t>
-      </w:r>
-      <w:r>
-        <w:t>–</w:t>
-      </w:r>
-      <w:r>
-        <w:t xml:space="preserve"> разработка статического сайта в папке </w:t>
-      </w:r>
-      <w:proofErr w:type="spellStart"/>
-      <w:r>
-        <w:t>site</w:t>
-      </w:r>
-      <w:proofErr w:type="spellEnd"/>
-      <w:r>
-        <w:t xml:space="preserve">/ со страницами: Главная, </w:t>
-      </w:r>
-      <w:proofErr w:type="gramStart"/>
-      <w:r>
-        <w:t>О</w:t>
-      </w:r>
-      <w:proofErr w:type="gramEnd"/>
-      <w:r>
-        <w:t xml:space="preserve"> проекте, Участники, Журнал, Ресурсы.</w:t>
+        <w:t>Создание веб-сайта – разработка статического сайта в папке site/ со страницами: Главная, О проекте, Участники, Журнал, Ресурсы.</w:t>
       </w:r>
     </w:p>
     <w:p>
@@ -1538,29 +1401,7 @@
         </w:numPr>
       </w:pPr>
       <w:r>
-        <w:t xml:space="preserve">Онлайн-курсы по LLM </w:t>
-      </w:r>
-      <w:r>
-        <w:t>–</w:t>
-      </w:r>
-      <w:r>
-        <w:t xml:space="preserve"> прохождение курса на </w:t>
-      </w:r>
-      <w:proofErr w:type="spellStart"/>
-      <w:r>
-        <w:t>Stepik</w:t>
-      </w:r>
-      <w:proofErr w:type="spellEnd"/>
-      <w:r>
-        <w:t xml:space="preserve"> и написание отчёта </w:t>
-      </w:r>
-      <w:proofErr w:type="spellStart"/>
-      <w:r>
-        <w:t>docs</w:t>
-      </w:r>
-      <w:proofErr w:type="spellEnd"/>
-      <w:r>
-        <w:t>/llm_report.md.</w:t>
+        <w:t>Онлайн-курсы по LLM – прохождение курса на Stepik и написание отчёта docs/llm_report.md.</w:t>
       </w:r>
     </w:p>
     <w:p>
@@ -1572,29 +1413,7 @@
         </w:numPr>
       </w:pPr>
       <w:r>
-        <w:t xml:space="preserve">Взаимодействие с организацией-партнёром </w:t>
-      </w:r>
-      <w:r>
-        <w:t>–</w:t>
-      </w:r>
-      <w:r>
-        <w:t xml:space="preserve"> участие в Карьерном марафоне Московского </w:t>
-      </w:r>
-      <w:proofErr w:type="spellStart"/>
-      <w:r>
-        <w:t>Политеха</w:t>
-      </w:r>
-      <w:proofErr w:type="spellEnd"/>
-      <w:r>
-        <w:t xml:space="preserve">, написание отчёта </w:t>
-      </w:r>
-      <w:proofErr w:type="spellStart"/>
-      <w:r>
-        <w:t>docs</w:t>
-      </w:r>
-      <w:proofErr w:type="spellEnd"/>
-      <w:r>
-        <w:t>/partner_report.md.</w:t>
+        <w:t>Взаимодействие с организацией-партнёром – участие в Карьерном марафоне Московского Политеха, написание отчёта docs/partner_report.md.</w:t>
       </w:r>
     </w:p>
     <w:p>
@@ -1606,13 +1425,7 @@
         </w:numPr>
       </w:pPr>
       <w:r>
-        <w:t xml:space="preserve">Итоговый отчёт </w:t>
-      </w:r>
-      <w:r>
-        <w:t>–</w:t>
-      </w:r>
-      <w:r>
-        <w:t xml:space="preserve"> оформление настоящего отчёта по шаблону.</w:t>
+        <w:t>Итоговый отчёт – оформление настоящего отчёта по шаблону.</w:t>
       </w:r>
     </w:p>
     <w:p>
@@ -1635,29 +1448,101 @@
         <w:jc w:val="both"/>
       </w:pPr>
       <w:r>
-        <w:t xml:space="preserve">В качестве вариативной части была выбрана работа с документацией проекта по дисциплине «Проектная деятельность» </w:t>
-      </w:r>
-      <w:r>
-        <w:t>–</w:t>
-      </w:r>
-      <w:r>
-        <w:t xml:space="preserve"> подготовка описания проекта, структурирование информации о команде и результатах, публикация на сайте.</w:t>
+        <w:t>Вариативная часть практики (~32 часа) выполнялась по варианту 2.2 – практическая реализация технологии с нуля. Задание включало следующие этапы:</w:t>
+      </w:r>
+    </w:p>
+    <w:p>
+      <w:pPr>
+        <w:numPr>
+          <w:ilvl w:val="0"/>
+          <w:numId w:val="1"/>
+        </w:numPr>
+        <w:spacing w:line="360" w:lineRule="auto"/>
+        <w:jc w:val="both"/>
+      </w:pPr>
+      <w:r>
+        <w:t>Выбор и исследование технологии – изучение принципов работы HTTP-сервера, разбор существующих аналогов и теоретических материалов.</w:t>
+      </w:r>
+    </w:p>
+    <w:p>
+      <w:pPr>
+        <w:numPr>
+          <w:ilvl w:val="0"/>
+          <w:numId w:val="1"/>
+        </w:numPr>
+        <w:spacing w:line="360" w:lineRule="auto"/>
+        <w:jc w:val="both"/>
+      </w:pPr>
+      <w:r>
+        <w:t>Реализация прототипа – разработка работающего HTTP-сервера на Node.js без использования сторонних фреймворков.</w:t>
+      </w:r>
+    </w:p>
+    <w:p>
+      <w:pPr>
+        <w:numPr>
+          <w:ilvl w:val="0"/>
+          <w:numId w:val="1"/>
+        </w:numPr>
+        <w:spacing w:line="360" w:lineRule="auto"/>
+        <w:jc w:val="both"/>
+      </w:pPr>
+      <w:r>
+        <w:t>Создание контента – разработка трёх HTML-страниц про LLM (введение, архитектура Transformer, промпт-инжиниринг) в папке src/pages/.</w:t>
+      </w:r>
+    </w:p>
+    <w:p>
+      <w:pPr>
+        <w:numPr>
+          <w:ilvl w:val="0"/>
+          <w:numId w:val="1"/>
+        </w:numPr>
+        <w:spacing w:line="360" w:lineRule="auto"/>
+        <w:jc w:val="both"/>
+      </w:pPr>
+      <w:r>
+        <w:t>Техническое руководство – написание туториала в формате Markdown с пошаговыми инструкциями, примерами кода и иллюстрациями.</w:t>
+      </w:r>
+    </w:p>
+    <w:p>
+      <w:pPr>
+        <w:numPr>
+          <w:ilvl w:val="0"/>
+          <w:numId w:val="1"/>
+        </w:numPr>
+        <w:spacing w:line="360" w:lineRule="auto"/>
+        <w:jc w:val="both"/>
+      </w:pPr>
+      <w:r>
+        <w:lastRenderedPageBreak/>
+        <w:t>Документирование – размещение кода в src/, описания в docs/, публикация информации на сайте.</w:t>
       </w:r>
     </w:p>
     <w:p>
       <w:r>
         <w:br w:type="page"/>
+      </w:r>
+    </w:p>
+    <w:p>
+      <w:pPr>
+        <w:pStyle w:val="1"/>
+        <w:numPr>
+          <w:ilvl w:val="0"/>
+          <w:numId w:val="7"/>
+        </w:numPr>
+        <w:spacing w:before="240" w:after="120"/>
+      </w:pPr>
+      <w:r>
+        <w:lastRenderedPageBreak/>
+        <w:t>ОПИСАНИЕ ДОСТИГНУТЫХ РЕЗУЛЬТАТОВ</w:t>
       </w:r>
     </w:p>
     <w:p>
       <w:pPr>
         <w:pStyle w:val="1"/>
         <w:spacing w:before="240" w:after="120"/>
-      </w:pPr>
-      <w:r>
-        <w:lastRenderedPageBreak/>
-        <w:t>4. ОПИСАНИЕ ДОСТИГНУТЫХ РЕЗУЛЬТАТОВ</w:t>
-      </w:r>
+        <w:ind w:left="720"/>
+        <w:jc w:val="left"/>
+      </w:pPr>
     </w:p>
     <w:p>
       <w:pPr>
@@ -1669,33 +1554,87 @@
           <w:sz w:val="26"/>
           <w:szCs w:val="26"/>
         </w:rPr>
-        <w:t xml:space="preserve">4.1. Работа с </w:t>
-      </w:r>
-      <w:proofErr w:type="spellStart"/>
+        <w:t>4.1. Работа с Git и GitVerse</w:t>
+      </w:r>
+    </w:p>
+    <w:p>
+      <w:pPr>
+        <w:spacing w:line="360" w:lineRule="auto"/>
+        <w:ind w:firstLine="720"/>
+        <w:jc w:val="both"/>
+      </w:pPr>
+      <w:r>
+        <w:t>В рамках данного этапа я зарегистрировалась на GitVerse, настроила SSH-ключ, склонировала репозиторий и создала структуру папок (docs/, site/, reports/, src/, task/). Заполнила корневой README.md с указанием участников, названия проекта и сроков.</w:t>
+      </w:r>
+    </w:p>
+    <w:p>
+      <w:pPr>
+        <w:pStyle w:val="2"/>
+        <w:spacing w:before="200" w:after="100"/>
+      </w:pPr>
       <w:r>
         <w:rPr>
           <w:sz w:val="26"/>
           <w:szCs w:val="26"/>
         </w:rPr>
-        <w:t>Git</w:t>
-      </w:r>
-      <w:proofErr w:type="spellEnd"/>
+        <w:t>4.2. Markdown-документация</w:t>
+      </w:r>
+    </w:p>
+    <w:p>
+      <w:pPr>
+        <w:spacing w:line="360" w:lineRule="auto"/>
+        <w:ind w:firstLine="720"/>
+        <w:jc w:val="both"/>
+      </w:pPr>
+      <w:r>
+        <w:t>Мной был создан файл docs/project.md с описанием проекта – целями, задачами, актуальностью и дорожной картой – на основе материалов презентации по дисциплине «Проектная деятельность».</w:t>
+      </w:r>
+    </w:p>
+    <w:p>
+      <w:pPr>
+        <w:pStyle w:val="2"/>
+        <w:spacing w:before="200" w:after="100"/>
+      </w:pPr>
       <w:r>
         <w:rPr>
           <w:sz w:val="26"/>
           <w:szCs w:val="26"/>
         </w:rPr>
-        <w:t xml:space="preserve"> и </w:t>
-      </w:r>
-      <w:proofErr w:type="spellStart"/>
+        <w:t>4.3. Веб-сайт</w:t>
+      </w:r>
+    </w:p>
+    <w:p>
+      <w:pPr>
+        <w:spacing w:line="360" w:lineRule="auto"/>
+        <w:ind w:firstLine="720"/>
+        <w:jc w:val="both"/>
+      </w:pPr>
+      <w:r>
+        <w:t>Мной был создан скелет веб-сайта: все HTML-страницы (index.html, about.html, members.html, journal.html, resources.html) с базовой навигацией и стилями. Разработан файл css/style.css с розово-бордовой цветовой схемой и шрифтом Quicksand. Наполнены страницы «Участники» и «Ресурсы» контентом: список 31 участника проекта, ссылки на партнёра, документацию и фотографии с карьерного марафона.</w:t>
+      </w:r>
+    </w:p>
+    <w:p>
+      <w:pPr>
+        <w:spacing w:line="360" w:lineRule="auto"/>
+        <w:ind w:firstLine="720"/>
+        <w:jc w:val="both"/>
+      </w:pPr>
+      <w:r>
+        <w:t>Сайт разработан с использованием HTML и CSS, размещён в папке site/ репозитория. Использован шрифт Quicksand (Google Fonts), реализована розово-бордовая цветовая схема с мятными акцентами. Сайт открывается в браузере без дополнительных серверных настроек.</w:t>
+      </w:r>
+    </w:p>
+    <w:p>
+      <w:pPr>
+        <w:pStyle w:val="2"/>
+        <w:spacing w:before="200" w:after="100"/>
+      </w:pPr>
       <w:r>
         <w:rPr>
           <w:sz w:val="26"/>
           <w:szCs w:val="26"/>
         </w:rPr>
-        <w:t>GitVerse</w:t>
-      </w:r>
-      <w:proofErr w:type="spellEnd"/>
+        <w:t>4.4. Курс по LLM</w:t>
+      </w:r>
     </w:p>
     <w:p>
       <w:pPr>
@@ -1704,71 +1643,7 @@
         <w:jc w:val="both"/>
       </w:pPr>
       <w:r>
-        <w:t xml:space="preserve">В рамках данного этапа я зарегистрировалась на </w:t>
-      </w:r>
-      <w:proofErr w:type="spellStart"/>
-      <w:r>
-        <w:t>GitVerse</w:t>
-      </w:r>
-      <w:proofErr w:type="spellEnd"/>
-      <w:r>
-        <w:t xml:space="preserve">, настроила SSH-ключ, </w:t>
-      </w:r>
-      <w:proofErr w:type="spellStart"/>
-      <w:r>
-        <w:t>склонировала</w:t>
-      </w:r>
-      <w:proofErr w:type="spellEnd"/>
-      <w:r>
-        <w:t xml:space="preserve"> </w:t>
-      </w:r>
-      <w:proofErr w:type="spellStart"/>
-      <w:r>
-        <w:t>репозиторий</w:t>
-      </w:r>
-      <w:proofErr w:type="spellEnd"/>
-      <w:r>
-        <w:t xml:space="preserve"> и создала структуру папок (</w:t>
-      </w:r>
-      <w:proofErr w:type="spellStart"/>
-      <w:r>
-        <w:t>docs</w:t>
-      </w:r>
-      <w:proofErr w:type="spellEnd"/>
-      <w:r>
-        <w:t xml:space="preserve">/, </w:t>
-      </w:r>
-      <w:proofErr w:type="spellStart"/>
-      <w:r>
-        <w:t>site</w:t>
-      </w:r>
-      <w:proofErr w:type="spellEnd"/>
-      <w:r>
-        <w:t xml:space="preserve">/, </w:t>
-      </w:r>
-      <w:proofErr w:type="spellStart"/>
-      <w:r>
-        <w:t>reports</w:t>
-      </w:r>
-      <w:proofErr w:type="spellEnd"/>
-      <w:r>
-        <w:t xml:space="preserve">/, </w:t>
-      </w:r>
-      <w:proofErr w:type="spellStart"/>
-      <w:r>
-        <w:t>src</w:t>
-      </w:r>
-      <w:proofErr w:type="spellEnd"/>
-      <w:r>
-        <w:t xml:space="preserve">/, </w:t>
-      </w:r>
-      <w:proofErr w:type="spellStart"/>
-      <w:r>
-        <w:t>task</w:t>
-      </w:r>
-      <w:proofErr w:type="spellEnd"/>
-      <w:r>
-        <w:t>/). Заполнила корневой README.md с указанием участников, названия проекта и сроков.</w:t>
+        <w:t>Мной был пройден курс «LLM для всех и каждого» на платформе Stepik (https://stepik.org/course/224746). В ходе курса были изучены архитектура Transformer, механизм внимания, принципы токенизации, основы промпт-инжиниринга и этические аспекты использования ИИ. Результаты обучения отражены в файле docs/llm_report.md.</w:t>
       </w:r>
     </w:p>
     <w:p>
@@ -1781,23 +1656,35 @@
           <w:sz w:val="26"/>
           <w:szCs w:val="26"/>
         </w:rPr>
-        <w:t xml:space="preserve">4.2. </w:t>
-      </w:r>
-      <w:proofErr w:type="spellStart"/>
-      <w:r>
+        <w:lastRenderedPageBreak/>
+        <w:t>4.5. Взаимодействие с организацией-партнёром</w:t>
+      </w:r>
+    </w:p>
+    <w:p>
+      <w:pPr>
+        <w:spacing w:line="360" w:lineRule="auto"/>
+        <w:ind w:firstLine="720"/>
+        <w:jc w:val="both"/>
+      </w:pPr>
+      <w:r>
+        <w:t>В апреле 2026 года я приняла участие в двух мероприятиях Карьерного марафона Московского Политеха: карьерной выставке партнёров (21 апреля) и экскурсии в офис 2ГИС (23 апреля). На выставке посетила стенды Альфа Банка, Young &amp;&amp; Yandex, Ростелекома и других компаний. Во время экскурсии в 2ГИС получила представление об устройстве продуктовой IT-компании, корпоративной культуре и программах стажировок. Отчёт размещён в docs/partner_report.md.</w:t>
+      </w:r>
+    </w:p>
+    <w:p>
+      <w:pPr>
+        <w:pStyle w:val="2"/>
+        <w:spacing w:before="200" w:after="100"/>
         <w:rPr>
           <w:sz w:val="26"/>
           <w:szCs w:val="26"/>
         </w:rPr>
-        <w:t>Markdown</w:t>
-      </w:r>
-      <w:proofErr w:type="spellEnd"/>
+      </w:pPr>
       <w:r>
         <w:rPr>
           <w:sz w:val="26"/>
           <w:szCs w:val="26"/>
         </w:rPr>
-        <w:t>-документация</w:t>
+        <w:t>4.6. Часть по выбору – HTTP-сервер на Node.js</w:t>
       </w:r>
     </w:p>
     <w:p>
@@ -1807,326 +1694,7 @@
         <w:jc w:val="both"/>
       </w:pPr>
       <w:r>
-        <w:t xml:space="preserve">Мной был создан файл docs/project.md с описанием проекта </w:t>
-      </w:r>
-      <w:r>
-        <w:t>–</w:t>
-      </w:r>
-      <w:r>
-        <w:t xml:space="preserve"> целями, задачами, актуальностью и дорожной картой </w:t>
-      </w:r>
-      <w:r>
-        <w:t>–</w:t>
-      </w:r>
-      <w:r>
-        <w:t xml:space="preserve"> на основе материалов презентации по дисциплине «Проектная деятельность».</w:t>
-      </w:r>
-    </w:p>
-    <w:p>
-      <w:pPr>
-        <w:pStyle w:val="2"/>
-        <w:spacing w:before="200" w:after="100"/>
-      </w:pPr>
-      <w:r>
-        <w:rPr>
-          <w:sz w:val="26"/>
-          <w:szCs w:val="26"/>
-        </w:rPr>
-        <w:t>4.3. Веб-сайт</w:t>
-      </w:r>
-    </w:p>
-    <w:p>
-      <w:pPr>
-        <w:spacing w:line="360" w:lineRule="auto"/>
-        <w:ind w:firstLine="720"/>
-        <w:jc w:val="both"/>
-      </w:pPr>
-      <w:r>
-        <w:t xml:space="preserve">Мной был создан скелет веб-сайта: все HTML-страницы (index.html, about.html, members.html, journal.html, resources.html) с базовой навигацией и стилями. Разработан файл </w:t>
-      </w:r>
-      <w:proofErr w:type="spellStart"/>
-      <w:r>
-        <w:t>css</w:t>
-      </w:r>
-      <w:proofErr w:type="spellEnd"/>
-      <w:r>
-        <w:t xml:space="preserve">/style.css с розово-бордовой цветовой схемой и шрифтом </w:t>
-      </w:r>
-      <w:proofErr w:type="spellStart"/>
-      <w:r>
-        <w:t>Quicksand</w:t>
-      </w:r>
-      <w:proofErr w:type="spellEnd"/>
-      <w:r>
-        <w:t>. Наполнены страницы «Участники» и «Ресурсы» контентом: список 31 участника проекта, ссылки на партнёра, документацию и фотографии с карьерного марафона.</w:t>
-      </w:r>
-    </w:p>
-    <w:p>
-      <w:pPr>
-        <w:spacing w:line="360" w:lineRule="auto"/>
-        <w:ind w:firstLine="720"/>
-        <w:jc w:val="both"/>
-      </w:pPr>
-      <w:r>
-        <w:t xml:space="preserve">Сайт разработан с использованием HTML и CSS, размещён в папке </w:t>
-      </w:r>
-      <w:proofErr w:type="spellStart"/>
-      <w:r>
-        <w:t>site</w:t>
-      </w:r>
-      <w:proofErr w:type="spellEnd"/>
-      <w:r>
-        <w:t xml:space="preserve">/ </w:t>
-      </w:r>
-      <w:proofErr w:type="spellStart"/>
-      <w:r>
-        <w:t>репозитория</w:t>
-      </w:r>
-      <w:proofErr w:type="spellEnd"/>
-      <w:r>
-        <w:t xml:space="preserve">. Использован шрифт </w:t>
-      </w:r>
-      <w:proofErr w:type="spellStart"/>
-      <w:r>
-        <w:t>Quicksand</w:t>
-      </w:r>
-      <w:proofErr w:type="spellEnd"/>
-      <w:r>
-        <w:t xml:space="preserve"> (</w:t>
-      </w:r>
-      <w:proofErr w:type="spellStart"/>
-      <w:r>
-        <w:t>Google</w:t>
-      </w:r>
-      <w:proofErr w:type="spellEnd"/>
-      <w:r>
-        <w:t xml:space="preserve"> </w:t>
-      </w:r>
-      <w:proofErr w:type="spellStart"/>
-      <w:r>
-        <w:t>Fonts</w:t>
-      </w:r>
-      <w:proofErr w:type="spellEnd"/>
-      <w:r>
-        <w:t>), реализована розово-бордовая цветовая схема с мятными акцентами. Сайт открывается в браузере без дополнительных серверных настроек.</w:t>
-      </w:r>
-    </w:p>
-    <w:p>
-      <w:pPr>
-        <w:pStyle w:val="2"/>
-        <w:spacing w:before="200" w:after="100"/>
-      </w:pPr>
-      <w:r>
-        <w:rPr>
-          <w:sz w:val="26"/>
-          <w:szCs w:val="26"/>
-        </w:rPr>
-        <w:t>4.4. Курс по LLM</w:t>
-      </w:r>
-    </w:p>
-    <w:p>
-      <w:pPr>
-        <w:spacing w:line="360" w:lineRule="auto"/>
-        <w:ind w:firstLine="720"/>
-        <w:jc w:val="both"/>
-      </w:pPr>
-      <w:r>
-        <w:t xml:space="preserve">Мной был пройден курс «LLM для всех и каждого» на платформе </w:t>
-      </w:r>
-      <w:proofErr w:type="spellStart"/>
-      <w:r>
-        <w:t>Stepik</w:t>
-      </w:r>
-      <w:proofErr w:type="spellEnd"/>
-      <w:r>
-        <w:t xml:space="preserve"> (https://stepik.org/course/224746). В ходе курса были изучены архитектура </w:t>
-      </w:r>
-      <w:proofErr w:type="spellStart"/>
-      <w:r>
-        <w:t>Transformer</w:t>
-      </w:r>
-      <w:proofErr w:type="spellEnd"/>
-      <w:r>
-        <w:t xml:space="preserve">, механизм внимания, принципы </w:t>
-      </w:r>
-      <w:proofErr w:type="spellStart"/>
-      <w:r>
-        <w:t>токенизации</w:t>
-      </w:r>
-      <w:proofErr w:type="spellEnd"/>
-      <w:r>
-        <w:t xml:space="preserve">, основы </w:t>
-      </w:r>
-      <w:proofErr w:type="spellStart"/>
-      <w:r>
-        <w:t>промпт</w:t>
-      </w:r>
-      <w:proofErr w:type="spellEnd"/>
-      <w:r>
-        <w:t xml:space="preserve">-инжиниринга и этические аспекты использования ИИ. Результаты обучения отражены в файле </w:t>
-      </w:r>
-      <w:proofErr w:type="spellStart"/>
-      <w:r>
-        <w:t>docs</w:t>
-      </w:r>
-      <w:proofErr w:type="spellEnd"/>
-      <w:r>
-        <w:t>/llm_report.md.</w:t>
-      </w:r>
-    </w:p>
-    <w:p>
-      <w:pPr>
-        <w:pStyle w:val="2"/>
-        <w:spacing w:before="200" w:after="100"/>
-      </w:pPr>
-      <w:r>
-        <w:rPr>
-          <w:sz w:val="26"/>
-          <w:szCs w:val="26"/>
-        </w:rPr>
-        <w:t>4.5. Взаимодействие с организацией-партнёром</w:t>
-      </w:r>
-    </w:p>
-    <w:p>
-      <w:pPr>
-        <w:spacing w:line="360" w:lineRule="auto"/>
-        <w:ind w:firstLine="720"/>
-        <w:jc w:val="both"/>
-      </w:pPr>
-      <w:r>
-        <w:lastRenderedPageBreak/>
-        <w:t xml:space="preserve">В апреле 2026 года я приняла участие в двух мероприятиях Карьерного марафона Московского </w:t>
-      </w:r>
-      <w:proofErr w:type="spellStart"/>
-      <w:r>
-        <w:t>Политеха</w:t>
-      </w:r>
-      <w:proofErr w:type="spellEnd"/>
-      <w:r>
-        <w:t xml:space="preserve">: карьерной выставке партнёров (21 апреля) и экскурсии в офис 2ГИС (23 апреля). На выставке посетила стенды Альфа Банка, </w:t>
-      </w:r>
-      <w:proofErr w:type="spellStart"/>
-      <w:r>
-        <w:t>Young</w:t>
-      </w:r>
-      <w:proofErr w:type="spellEnd"/>
-      <w:r>
-        <w:t xml:space="preserve"> &amp;&amp; </w:t>
-      </w:r>
-      <w:proofErr w:type="spellStart"/>
-      <w:r>
-        <w:t>Yandex</w:t>
-      </w:r>
-      <w:proofErr w:type="spellEnd"/>
-      <w:r>
-        <w:t xml:space="preserve">, Ростелекома и других компаний. Во время экскурсии в 2ГИС получила представление об устройстве продуктовой IT-компании, корпоративной культуре и программах стажировок. Отчёт размещён в </w:t>
-      </w:r>
-      <w:proofErr w:type="spellStart"/>
-      <w:r>
-        <w:t>docs</w:t>
-      </w:r>
-      <w:proofErr w:type="spellEnd"/>
-      <w:r>
-        <w:t>/partner_report.md.</w:t>
-      </w:r>
-    </w:p>
-    <w:p>
-      <w:pPr>
-        <w:pStyle w:val="2"/>
-        <w:spacing w:before="200" w:after="100"/>
-        <w:rPr>
-          <w:sz w:val="26"/>
-          <w:szCs w:val="26"/>
-        </w:rPr>
-      </w:pPr>
-      <w:r>
-        <w:rPr>
-          <w:sz w:val="26"/>
-          <w:szCs w:val="26"/>
-        </w:rPr>
-        <w:t xml:space="preserve">4.6. Часть по выбору </w:t>
-      </w:r>
-      <w:r>
-        <w:rPr>
-          <w:sz w:val="26"/>
-          <w:szCs w:val="26"/>
-        </w:rPr>
-        <w:t>–</w:t>
-      </w:r>
-      <w:r>
-        <w:rPr>
-          <w:sz w:val="26"/>
-          <w:szCs w:val="26"/>
-        </w:rPr>
-        <w:t xml:space="preserve"> HTTP-сервер на Node.js</w:t>
-      </w:r>
-    </w:p>
-    <w:p>
-      <w:pPr>
-        <w:spacing w:line="360" w:lineRule="auto"/>
-        <w:ind w:firstLine="720"/>
-        <w:jc w:val="both"/>
-      </w:pPr>
-      <w:r>
-        <w:t xml:space="preserve">Нами реализован HTTP-сервер на Node.js (файл </w:t>
-      </w:r>
-      <w:proofErr w:type="spellStart"/>
-      <w:r>
-        <w:t>src</w:t>
-      </w:r>
-      <w:proofErr w:type="spellEnd"/>
-      <w:r>
-        <w:t xml:space="preserve">/server.js). Сервер принимает входящие HTTP-запросы, определяет запрошенный URL через объект request.url и в зависимости от маршрута читает соответствующий HTML-файл с диска через модуль </w:t>
-      </w:r>
-      <w:proofErr w:type="spellStart"/>
-      <w:proofErr w:type="gramStart"/>
-      <w:r>
-        <w:t>fs.readFile</w:t>
-      </w:r>
-      <w:proofErr w:type="spellEnd"/>
-      <w:proofErr w:type="gramEnd"/>
-      <w:r>
-        <w:t>() и отправляет его браузеру. Реализованы маршруты: / (главная), /</w:t>
-      </w:r>
-      <w:proofErr w:type="spellStart"/>
-      <w:r>
-        <w:t>transformer</w:t>
-      </w:r>
-      <w:proofErr w:type="spellEnd"/>
-      <w:r>
-        <w:t xml:space="preserve"> (архитектура </w:t>
-      </w:r>
-      <w:proofErr w:type="spellStart"/>
-      <w:r>
-        <w:t>Transformer</w:t>
-      </w:r>
-      <w:proofErr w:type="spellEnd"/>
-      <w:r>
-        <w:t>), /</w:t>
-      </w:r>
-      <w:proofErr w:type="spellStart"/>
-      <w:r>
-        <w:t>promts</w:t>
-      </w:r>
-      <w:proofErr w:type="spellEnd"/>
-      <w:r>
-        <w:t xml:space="preserve"> (</w:t>
-      </w:r>
-      <w:proofErr w:type="spellStart"/>
-      <w:r>
-        <w:t>промпт</w:t>
-      </w:r>
-      <w:proofErr w:type="spellEnd"/>
-      <w:r>
-        <w:t xml:space="preserve">-инжиниринг), /style.css (стили), а также обработка 404. Сервер запускается командой </w:t>
-      </w:r>
-      <w:proofErr w:type="spellStart"/>
-      <w:r>
-        <w:t>node</w:t>
-      </w:r>
-      <w:proofErr w:type="spellEnd"/>
-      <w:r>
-        <w:t xml:space="preserve"> server.js и слушает порт 3000.</w:t>
+        <w:t>Нами реализован HTTP-сервер на Node.js (файл src/server.js). Сервер принимает входящие HTTP-запросы, определяет запрошенный URL через объект request.url и в зависимости от маршрута читает соответствующий HTML-файл с диска через модуль fs.readFile() и отправляет его браузеру. Реализованы маршруты: / (главная), /transformer (архитектура Transformer), /promts (промпт-инжиниринг), /style.css (стили), а также обработка 404. Сервер запускается командой node server.js и слушает порт 3000.</w:t>
       </w:r>
     </w:p>
     <w:p>
@@ -2151,133 +1719,70 @@
     </w:p>
     <w:p>
       <w:pPr>
-        <w:spacing w:line="360" w:lineRule="auto"/>
-        <w:ind w:firstLine="720"/>
-        <w:jc w:val="both"/>
-      </w:pPr>
-      <w:r>
-        <w:t xml:space="preserve">В ходе проектной (учебной) практики были выполнены все предусмотренные заданием этапы обязательной части. Освоены базовые навыки работы с системой контроля версий </w:t>
-      </w:r>
-      <w:proofErr w:type="spellStart"/>
-      <w:r>
-        <w:t>Git</w:t>
-      </w:r>
-      <w:proofErr w:type="spellEnd"/>
-      <w:r>
-        <w:t xml:space="preserve"> и платформой </w:t>
-      </w:r>
-      <w:proofErr w:type="spellStart"/>
-      <w:r>
-        <w:t>GitVerse</w:t>
-      </w:r>
-      <w:proofErr w:type="spellEnd"/>
-      <w:r>
-        <w:t xml:space="preserve">, изучен синтаксис </w:t>
-      </w:r>
-      <w:proofErr w:type="spellStart"/>
-      <w:r>
-        <w:t>Markdown</w:t>
-      </w:r>
-      <w:proofErr w:type="spellEnd"/>
-      <w:r>
-        <w:t xml:space="preserve"> и создан комплект документации проекта, разработан статический веб-сайт по теме основного проекта «Менеджер задач для ЛК Московского </w:t>
-      </w:r>
-      <w:proofErr w:type="spellStart"/>
-      <w:r>
-        <w:t>Политеха</w:t>
-      </w:r>
-      <w:proofErr w:type="spellEnd"/>
-      <w:r>
-        <w:t>».</w:t>
-      </w:r>
-    </w:p>
-    <w:p>
-      <w:pPr>
-        <w:spacing w:line="360" w:lineRule="auto"/>
-        <w:ind w:firstLine="720"/>
-        <w:jc w:val="both"/>
-      </w:pPr>
-      <w:r>
-        <w:t xml:space="preserve">В рамках вариативной части (2.2 </w:t>
-      </w:r>
-      <w:r>
-        <w:t>–</w:t>
-      </w:r>
-      <w:r>
-        <w:t xml:space="preserve"> практическая реализация технологии с нуля) был разработан HTTP-сервер на Node.js без использования сторонних </w:t>
-      </w:r>
-      <w:proofErr w:type="spellStart"/>
-      <w:r>
-        <w:t>фреймворков</w:t>
-      </w:r>
-      <w:proofErr w:type="spellEnd"/>
-      <w:r>
-        <w:t>. Реализация позволила понять принципы работы веб-сервера изнутри: как браузер отправляет запросы, как сервер их обрабатывает и формирует ответ. Сервер отдаёт три страницы с контентом про LLM, что связывает вариативную часть с темой курса по искусственному интеллекту.</w:t>
-      </w:r>
-    </w:p>
-    <w:p>
-      <w:pPr>
-        <w:spacing w:line="360" w:lineRule="auto"/>
-        <w:ind w:firstLine="720"/>
-        <w:jc w:val="both"/>
-      </w:pPr>
-      <w:r>
-        <w:t xml:space="preserve">Прохождение онлайн-курса по большим языковым моделям позволило познакомиться с принципами работы современных LLM, архитектурой </w:t>
-      </w:r>
-      <w:proofErr w:type="spellStart"/>
-      <w:r>
-        <w:t>Transformer</w:t>
-      </w:r>
-      <w:proofErr w:type="spellEnd"/>
-      <w:r>
-        <w:t xml:space="preserve"> и основами </w:t>
-      </w:r>
-      <w:proofErr w:type="spellStart"/>
-      <w:r>
-        <w:t>промпт</w:t>
-      </w:r>
-      <w:proofErr w:type="spellEnd"/>
-      <w:r>
-        <w:t>-инжиниринга. Полученные знания были применены непосредственно в ходе практики: инструменты ИИ использовались для ускорения написания документации, наполнения страниц сайта и решения технических вопросов.</w:t>
-      </w:r>
-    </w:p>
-    <w:p>
-      <w:pPr>
-        <w:spacing w:line="360" w:lineRule="auto"/>
-        <w:ind w:firstLine="720"/>
-        <w:jc w:val="both"/>
-      </w:pPr>
-      <w:r>
-        <w:t xml:space="preserve">Взаимодействие с организацией-партнёром в рамках Карьерного марафона Московского </w:t>
-      </w:r>
-      <w:proofErr w:type="spellStart"/>
-      <w:r>
-        <w:t>Политеха</w:t>
-      </w:r>
-      <w:proofErr w:type="spellEnd"/>
-      <w:r>
-        <w:t xml:space="preserve"> дало возможность познакомиться с реальными IT-компаниями, узнать о требованиях к специалистам и получить практический взгляд на устройство продуктовых команд.</w:t>
-      </w:r>
-    </w:p>
-    <w:p>
-      <w:pPr>
-        <w:spacing w:line="360" w:lineRule="auto"/>
-        <w:ind w:firstLine="720"/>
-        <w:jc w:val="both"/>
-      </w:pPr>
-      <w:r>
-        <w:t>Практика позволила связать теоретические знания с реальными задачами разработки и документирования программных продуктов, сформировала навыки командной работы и организации рабочего процесса с помощью современных инструментов.</w:t>
-      </w:r>
-    </w:p>
-    <w:p>
-      <w:r>
-        <w:br w:type="page"/>
-      </w:r>
-    </w:p>
-    <w:p>
-      <w:pPr>
         <w:pStyle w:val="1"/>
         <w:spacing w:before="240" w:after="120"/>
+        <w:jc w:val="left"/>
+      </w:pPr>
+    </w:p>
+    <w:p>
+      <w:pPr>
+        <w:spacing w:line="360" w:lineRule="auto"/>
+        <w:ind w:firstLine="720"/>
+        <w:jc w:val="both"/>
+      </w:pPr>
+      <w:r>
+        <w:t>В ходе проектной (учебной) практики были выполнены все предусмотренные заданием этапы обязательной части. Освоены базовые навыки работы с системой контроля версий Git и платформой GitVerse, изучен синтаксис Markdown и создан комплект документации проекта, разработан статический веб-сайт по теме основного проекта «Менеджер задач для ЛК Московского Политеха».</w:t>
+      </w:r>
+    </w:p>
+    <w:p>
+      <w:pPr>
+        <w:spacing w:line="360" w:lineRule="auto"/>
+        <w:ind w:firstLine="720"/>
+        <w:jc w:val="both"/>
+      </w:pPr>
+      <w:r>
+        <w:t>В рамках вариативной части (2.2 – практическая реализация технологии с нуля) был разработан HTTP-сервер на Node.js без использования сторонних фреймворков. Реализация позволила понять принципы работы веб-сервера изнутри: как браузер отправляет запросы, как сервер их обрабатывает и формирует ответ. Сервер отдаёт три страницы с контентом про LLM, что связывает вариативную часть с темой курса по искусственному интеллекту.</w:t>
+      </w:r>
+    </w:p>
+    <w:p>
+      <w:pPr>
+        <w:spacing w:line="360" w:lineRule="auto"/>
+        <w:ind w:firstLine="720"/>
+        <w:jc w:val="both"/>
+      </w:pPr>
+      <w:r>
+        <w:t>Прохождение онлайн-курса по большим языковым моделям позволило познакомиться с принципами работы современных LLM, архитектурой Transformer и основами промпт-инжиниринга. Полученные знания были применены непосредственно в ходе практики: инструменты ИИ использовались для ускорения написания документации, наполнения страниц сайта и решения технических вопросов.</w:t>
+      </w:r>
+    </w:p>
+    <w:p>
+      <w:pPr>
+        <w:spacing w:line="360" w:lineRule="auto"/>
+        <w:ind w:firstLine="720"/>
+        <w:jc w:val="both"/>
+      </w:pPr>
+      <w:r>
+        <w:t>Взаимодействие с организацией-партнёром в рамках Карьерного марафона Московского Политеха дало возможность познакомиться с реальными IT-компаниями, узнать о требованиях к специалистам и получить практический взгляд на устройство продуктовых команд.</w:t>
+      </w:r>
+    </w:p>
+    <w:p>
+      <w:pPr>
+        <w:spacing w:line="360" w:lineRule="auto"/>
+        <w:ind w:firstLine="720"/>
+        <w:jc w:val="both"/>
+      </w:pPr>
+      <w:r>
+        <w:t>Практика позволила связать теоретические знания с реальными задачами разработки и документирования программных продуктов, сформировала навыки командной работы и организации рабочего процесса с помощью современных инструментов.</w:t>
+      </w:r>
+    </w:p>
+    <w:p>
+      <w:r>
+        <w:br w:type="page"/>
+      </w:r>
+    </w:p>
+    <w:p>
+      <w:pPr>
+        <w:pStyle w:val="1"/>
+        <w:spacing w:before="240" w:after="120"/>
       </w:pPr>
       <w:r>
         <w:lastRenderedPageBreak/>
@@ -2286,6 +1791,12 @@
     </w:p>
     <w:p>
       <w:pPr>
+        <w:pStyle w:val="1"/>
+        <w:spacing w:before="240" w:after="120"/>
+      </w:pPr>
+    </w:p>
+    <w:p>
+      <w:pPr>
         <w:pStyle w:val="a4"/>
         <w:numPr>
           <w:ilvl w:val="0"/>
@@ -2299,44 +1810,94 @@
         <w:rPr>
           <w:lang w:val="en-US"/>
         </w:rPr>
-        <w:t xml:space="preserve">Chacon S., Straub B. Pro </w:t>
-      </w:r>
-      <w:proofErr w:type="spellStart"/>
+        <w:t xml:space="preserve">Chacon S., Straub B. Pro Git. — Apress, 2014. — 456 </w:t>
+      </w:r>
+      <w:r>
+        <w:t>с</w:t>
+      </w:r>
       <w:r>
         <w:rPr>
           <w:lang w:val="en-US"/>
         </w:rPr>
-        <w:t>Git</w:t>
-      </w:r>
-      <w:proofErr w:type="spellEnd"/>
-      <w:r>
+        <w:t>. — URL: https://git-scm.com/book/ru/v2</w:t>
+      </w:r>
+    </w:p>
+    <w:p>
+      <w:pPr>
+        <w:pStyle w:val="a4"/>
+        <w:numPr>
+          <w:ilvl w:val="0"/>
+          <w:numId w:val="5"/>
+        </w:numPr>
+      </w:pPr>
+      <w:r>
+        <w:t>Документация GitVerse. — URL: https://docs.gitverse.ru/</w:t>
+      </w:r>
+    </w:p>
+    <w:p>
+      <w:pPr>
+        <w:pStyle w:val="a4"/>
+        <w:numPr>
+          <w:ilvl w:val="0"/>
+          <w:numId w:val="5"/>
+        </w:numPr>
+      </w:pPr>
+      <w:r>
+        <w:t>MDN Web Docs. HTML: основы. — URL: https://developer.mozilla.org/ru/docs/Learn/HTML</w:t>
+      </w:r>
+    </w:p>
+    <w:p>
+      <w:pPr>
+        <w:pStyle w:val="a4"/>
+        <w:numPr>
+          <w:ilvl w:val="0"/>
+          <w:numId w:val="5"/>
+        </w:numPr>
+      </w:pPr>
+      <w:r>
+        <w:t>MDN Web Docs. CSS: основы. — URL: https://developer.mozilla.org/ru/docs/Learn/CSS</w:t>
+      </w:r>
+    </w:p>
+    <w:p>
+      <w:pPr>
+        <w:pStyle w:val="a4"/>
+        <w:numPr>
+          <w:ilvl w:val="0"/>
+          <w:numId w:val="5"/>
+        </w:numPr>
+      </w:pPr>
+      <w:r>
+        <w:t>Дока — справочник по веб-технологиям. — URL: https://doka.guide/</w:t>
+      </w:r>
+    </w:p>
+    <w:p>
+      <w:pPr>
+        <w:pStyle w:val="a4"/>
+        <w:numPr>
+          <w:ilvl w:val="0"/>
+          <w:numId w:val="5"/>
+        </w:numPr>
+      </w:pPr>
+      <w:r>
+        <w:t>Курс «LLM для всех и каждого». — Stepik. — URL: https://stepik.org/course/224746</w:t>
+      </w:r>
+    </w:p>
+    <w:p>
+      <w:pPr>
+        <w:pStyle w:val="a4"/>
+        <w:numPr>
+          <w:ilvl w:val="0"/>
+          <w:numId w:val="5"/>
+        </w:numPr>
         <w:rPr>
           <w:lang w:val="en-US"/>
         </w:rPr>
-        <w:t xml:space="preserve">. — </w:t>
-      </w:r>
-      <w:proofErr w:type="spellStart"/>
+      </w:pPr>
       <w:r>
         <w:rPr>
           <w:lang w:val="en-US"/>
         </w:rPr>
-        <w:t>Apress</w:t>
-      </w:r>
-      <w:proofErr w:type="spellEnd"/>
-      <w:r>
-        <w:rPr>
-          <w:lang w:val="en-US"/>
-        </w:rPr>
-        <w:t xml:space="preserve">, 2014. — 456 </w:t>
-      </w:r>
-      <w:r>
-        <w:t>с</w:t>
-      </w:r>
-      <w:r>
-        <w:rPr>
-          <w:lang w:val="en-US"/>
-        </w:rPr>
-        <w:t>. — URL: https://git-scm.com/book/ru/v2</w:t>
+        <w:t>Hugging Face NLP Course. — URL: https://huggingface.co/learn/nlp-course/ru/chapter1/1</w:t>
       </w:r>
     </w:p>
     <w:p>
@@ -2348,15 +1909,7 @@
         </w:numPr>
       </w:pPr>
       <w:r>
-        <w:t xml:space="preserve">Документация </w:t>
-      </w:r>
-      <w:proofErr w:type="spellStart"/>
-      <w:r>
-        <w:t>GitVerse</w:t>
-      </w:r>
-      <w:proofErr w:type="spellEnd"/>
-      <w:r>
-        <w:t>. — URL: https://docs.gitverse.ru/</w:t>
+        <w:t>Карьерный марафон Московского Политеха, апрель 2026. — URL: https://mospolycareermarafon.ru/april2026</w:t>
       </w:r>
     </w:p>
     <w:p>
@@ -2368,153 +1921,12 @@
         </w:numPr>
       </w:pPr>
       <w:r>
-        <w:t xml:space="preserve">MDN </w:t>
-      </w:r>
-      <w:proofErr w:type="spellStart"/>
-      <w:r>
-        <w:t>Web</w:t>
-      </w:r>
-      <w:proofErr w:type="spellEnd"/>
-      <w:r>
-        <w:t xml:space="preserve"> </w:t>
-      </w:r>
-      <w:proofErr w:type="spellStart"/>
-      <w:r>
-        <w:t>Docs</w:t>
-      </w:r>
-      <w:proofErr w:type="spellEnd"/>
-      <w:r>
-        <w:t>. HTML: основы. — URL: https://developer.mozilla.org/ru/docs/Learn/HTML</w:t>
-      </w:r>
-    </w:p>
-    <w:p>
-      <w:pPr>
-        <w:pStyle w:val="a4"/>
-        <w:numPr>
-          <w:ilvl w:val="0"/>
-          <w:numId w:val="5"/>
-        </w:numPr>
-      </w:pPr>
-      <w:r>
-        <w:t xml:space="preserve">MDN </w:t>
-      </w:r>
-      <w:proofErr w:type="spellStart"/>
-      <w:r>
-        <w:t>Web</w:t>
-      </w:r>
-      <w:proofErr w:type="spellEnd"/>
-      <w:r>
-        <w:t xml:space="preserve"> </w:t>
-      </w:r>
-      <w:proofErr w:type="spellStart"/>
-      <w:r>
-        <w:t>Docs</w:t>
-      </w:r>
-      <w:proofErr w:type="spellEnd"/>
-      <w:r>
-        <w:t>. CSS: основы. — URL: https://developer.mozilla.org/ru/docs/Learn/CSS</w:t>
-      </w:r>
-      <w:bookmarkStart w:id="0" w:name="_GoBack"/>
-      <w:bookmarkEnd w:id="0"/>
-    </w:p>
-    <w:p>
-      <w:pPr>
-        <w:pStyle w:val="a4"/>
-        <w:numPr>
-          <w:ilvl w:val="0"/>
-          <w:numId w:val="5"/>
-        </w:numPr>
-      </w:pPr>
-      <w:r>
-        <w:t>Дока — справочник по веб-технологиям. — URL: https://doka.guide/</w:t>
-      </w:r>
-    </w:p>
-    <w:p>
-      <w:pPr>
-        <w:pStyle w:val="a4"/>
-        <w:numPr>
-          <w:ilvl w:val="0"/>
-          <w:numId w:val="5"/>
-        </w:numPr>
-      </w:pPr>
-      <w:r>
-        <w:t xml:space="preserve">Курс «LLM для всех и каждого». — </w:t>
-      </w:r>
-      <w:proofErr w:type="spellStart"/>
-      <w:r>
-        <w:t>Stepik</w:t>
-      </w:r>
-      <w:proofErr w:type="spellEnd"/>
-      <w:r>
-        <w:t>. — URL: https://stepik.org/course/224746</w:t>
-      </w:r>
-    </w:p>
-    <w:p>
-      <w:pPr>
-        <w:pStyle w:val="a4"/>
-        <w:numPr>
-          <w:ilvl w:val="0"/>
-          <w:numId w:val="5"/>
-        </w:numPr>
-        <w:rPr>
-          <w:lang w:val="en-US"/>
-        </w:rPr>
-      </w:pPr>
-      <w:r>
-        <w:rPr>
-          <w:lang w:val="en-US"/>
-        </w:rPr>
-        <w:t>Hugging Face NLP Course. — URL: https://huggingface.co/learn/nlp-course/ru/chapter1/1</w:t>
-      </w:r>
-    </w:p>
-    <w:p>
-      <w:pPr>
-        <w:pStyle w:val="a4"/>
-        <w:numPr>
-          <w:ilvl w:val="0"/>
-          <w:numId w:val="5"/>
-        </w:numPr>
-      </w:pPr>
-      <w:r>
-        <w:t xml:space="preserve">Карьерный марафон Московского </w:t>
-      </w:r>
-      <w:proofErr w:type="spellStart"/>
-      <w:r>
-        <w:t>Политеха</w:t>
-      </w:r>
-      <w:proofErr w:type="spellEnd"/>
-      <w:r>
-        <w:t>, апрель 2026. — URL: https://mospolycareermarafon.ru/april2026</w:t>
-      </w:r>
-    </w:p>
-    <w:p>
-      <w:pPr>
-        <w:pStyle w:val="a4"/>
-        <w:numPr>
-          <w:ilvl w:val="0"/>
-          <w:numId w:val="5"/>
-        </w:numPr>
-      </w:pPr>
-      <w:proofErr w:type="spellStart"/>
-      <w:r>
-        <w:t>Репозиторий</w:t>
-      </w:r>
-      <w:proofErr w:type="spellEnd"/>
-      <w:r>
-        <w:t xml:space="preserve"> проекта на </w:t>
-      </w:r>
-      <w:proofErr w:type="spellStart"/>
-      <w:r>
-        <w:t>GitVerse</w:t>
-      </w:r>
-      <w:proofErr w:type="spellEnd"/>
-      <w:r>
-        <w:t>. — URL: https://gitverse.ru/mospol/project-practice-2026-ilosfi</w:t>
+        <w:t>Репозиторий проекта на GitVerse. — URL: https://gitverse.ru/mospol/project-practice-2026-ilosfi</w:t>
       </w:r>
     </w:p>
     <w:sectPr>
       <w:pgSz w:w="11906" w:h="16838"/>
-      <w:pgMar w:top="1440" w:right="850" w:bottom="1440" w:left="1701" w:header="708" w:footer="708" w:gutter="0"/>
+      <w:pgMar w:top="1118" w:right="850" w:bottom="1440" w:left="1701" w:header="708" w:footer="708" w:gutter="0"/>
       <w:cols w:space="720"/>
       <w:docGrid w:linePitch="360"/>
     </w:sectPr>
@@ -2523,8 +1935,183 @@
 </file>
 
 <file path=word/numbering.xml><?xml version="1.0" encoding="utf-8"?>
-<w:numbering xmlns:wpc="http://schemas.microsoft.com/office/word/2010/wordprocessingCanvas" xmlns:cx="http://schemas.microsoft.com/office/drawing/2014/chartex" xmlns:mc="http://schemas.openxmlformats.org/markup-compatibility/2006" xmlns:o="urn:schemas-microsoft-com:office:office" xmlns:r="http://schemas.openxmlformats.org/officeDocument/2006/relationships" xmlns:m="http://schemas.openxmlformats.org/officeDocument/2006/math" xmlns:v="urn:schemas-microsoft-com:vml" xmlns:wp14="http://schemas.microsoft.com/office/word/2010/wordprocessingDrawing" xmlns:wp="http://schemas.openxmlformats.org/drawingml/2006/wordprocessingDrawing" xmlns:w10="urn:schemas-microsoft-com:office:word" xmlns:w="http://schemas.openxmlformats.org/wordprocessingml/2006/main" xmlns:w14="http://schemas.microsoft.com/office/word/2010/wordml" xmlns:w15="http://schemas.microsoft.com/office/word/2012/wordml" xmlns:w16se="http://schemas.microsoft.com/office/word/2015/wordml/symex" xmlns:wpg="http://schemas.microsoft.com/office/word/2010/wordprocessingGroup" xmlns:wpi="http://schemas.microsoft.com/office/word/2010/wordprocessingInk" xmlns:wne="http://schemas.microsoft.com/office/word/2006/wordml" xmlns:wps="http://schemas.microsoft.com/office/word/2010/wordprocessingShape" mc:Ignorable="w14 w15 w16se wp14">
+<w:numbering xmlns:wpc="http://schemas.microsoft.com/office/word/2010/wordprocessingCanvas" xmlns:cx="http://schemas.microsoft.com/office/drawing/2014/chartex" xmlns:cx1="http://schemas.microsoft.com/office/drawing/2015/9/8/chartex" xmlns:cx2="http://schemas.microsoft.com/office/drawing/2015/10/21/chartex" xmlns:cx3="http://schemas.microsoft.com/office/drawing/2016/5/9/chartex" xmlns:cx4="http://schemas.microsoft.com/office/drawing/2016/5/10/chartex" xmlns:cx5="http://schemas.microsoft.com/office/drawing/2016/5/11/chartex" xmlns:cx6="http://schemas.microsoft.com/office/drawing/2016/5/12/chartex" xmlns:cx7="http://schemas.microsoft.com/office/drawing/2016/5/13/chartex" xmlns:cx8="http://schemas.microsoft.com/office/drawing/2016/5/14/chartex" xmlns:mc="http://schemas.openxmlformats.org/markup-compatibility/2006" xmlns:aink="http://schemas.microsoft.com/office/drawing/2016/ink" xmlns:am3d="http://schemas.microsoft.com/office/drawing/2017/model3d" xmlns:o="urn:schemas-microsoft-com:office:office" xmlns:oel="http://schemas.microsoft.com/office/2019/extlst" xmlns:r="http://schemas.openxmlformats.org/officeDocument/2006/relationships" xmlns:m="http://schemas.openxmlformats.org/officeDocument/2006/math" xmlns:v="urn:schemas-microsoft-com:vml" xmlns:wp14="http://schemas.microsoft.com/office/word/2010/wordprocessingDrawing" xmlns:wp="http://schemas.openxmlformats.org/drawingml/2006/wordprocessingDrawing" xmlns:w10="urn:schemas-microsoft-com:office:word" xmlns:w="http://schemas.openxmlformats.org/wordprocessingml/2006/main" xmlns:w14="http://schemas.microsoft.com/office/word/2010/wordml" xmlns:w15="http://schemas.microsoft.com/office/word/2012/wordml" xmlns:w16cex="http://schemas.microsoft.com/office/word/2018/wordml/cex" xmlns:w16cid="http://schemas.microsoft.com/office/word/2016/wordml/cid" xmlns:w16="http://schemas.microsoft.com/office/word/2018/wordml" xmlns:w16du="http://schemas.microsoft.com/office/word/2023/wordml/word16du" xmlns:w16sdtdh="http://schemas.microsoft.com/office/word/2020/wordml/sdtdatahash" xmlns:w16sdtfl="http://schemas.microsoft.com/office/word/2024/wordml/sdtformatlock" xmlns:w16se="http://schemas.microsoft.com/office/word/2015/wordml/symex" xmlns:wpg="http://schemas.microsoft.com/office/word/2010/wordprocessingGroup" xmlns:wpi="http://schemas.microsoft.com/office/word/2010/wordprocessingInk" xmlns:wne="http://schemas.microsoft.com/office/word/2006/wordml" xmlns:wps="http://schemas.microsoft.com/office/word/2010/wordprocessingShape" mc:Ignorable="w14 w15 w16se w16cid w16 w16cex w16sdtdh w16sdtfl w16du wp14">
   <w:abstractNum w:abstractNumId="0" w15:restartNumberingAfterBreak="0">
+    <w:nsid w:val="19ED5EFE"/>
+    <w:multiLevelType w:val="multilevel"/>
+    <w:tmpl w:val="0419001F"/>
+    <w:lvl w:ilvl="0">
+      <w:start w:val="1"/>
+      <w:numFmt w:val="decimal"/>
+      <w:lvlText w:val="%1."/>
+      <w:lvlJc w:val="left"/>
+      <w:pPr>
+        <w:ind w:left="360" w:hanging="360"/>
+      </w:pPr>
+    </w:lvl>
+    <w:lvl w:ilvl="1">
+      <w:start w:val="1"/>
+      <w:numFmt w:val="decimal"/>
+      <w:lvlText w:val="%1.%2."/>
+      <w:lvlJc w:val="left"/>
+      <w:pPr>
+        <w:ind w:left="792" w:hanging="432"/>
+      </w:pPr>
+    </w:lvl>
+    <w:lvl w:ilvl="2">
+      <w:start w:val="1"/>
+      <w:numFmt w:val="decimal"/>
+      <w:lvlText w:val="%1.%2.%3."/>
+      <w:lvlJc w:val="left"/>
+      <w:pPr>
+        <w:ind w:left="1224" w:hanging="504"/>
+      </w:pPr>
+    </w:lvl>
+    <w:lvl w:ilvl="3">
+      <w:start w:val="1"/>
+      <w:numFmt w:val="decimal"/>
+      <w:lvlText w:val="%1.%2.%3.%4."/>
+      <w:lvlJc w:val="left"/>
+      <w:pPr>
+        <w:ind w:left="1728" w:hanging="648"/>
+      </w:pPr>
+    </w:lvl>
+    <w:lvl w:ilvl="4">
+      <w:start w:val="1"/>
+      <w:numFmt w:val="decimal"/>
+      <w:lvlText w:val="%1.%2.%3.%4.%5."/>
+      <w:lvlJc w:val="left"/>
+      <w:pPr>
+        <w:ind w:left="2232" w:hanging="792"/>
+      </w:pPr>
+    </w:lvl>
+    <w:lvl w:ilvl="5">
+      <w:start w:val="1"/>
+      <w:numFmt w:val="decimal"/>
+      <w:lvlText w:val="%1.%2.%3.%4.%5.%6."/>
+      <w:lvlJc w:val="left"/>
+      <w:pPr>
+        <w:ind w:left="2736" w:hanging="936"/>
+      </w:pPr>
+    </w:lvl>
+    <w:lvl w:ilvl="6">
+      <w:start w:val="1"/>
+      <w:numFmt w:val="decimal"/>
+      <w:lvlText w:val="%1.%2.%3.%4.%5.%6.%7."/>
+      <w:lvlJc w:val="left"/>
+      <w:pPr>
+        <w:ind w:left="3240" w:hanging="1080"/>
+      </w:pPr>
+    </w:lvl>
+    <w:lvl w:ilvl="7">
+      <w:start w:val="1"/>
+      <w:numFmt w:val="decimal"/>
+      <w:lvlText w:val="%1.%2.%3.%4.%5.%6.%7.%8."/>
+      <w:lvlJc w:val="left"/>
+      <w:pPr>
+        <w:ind w:left="3744" w:hanging="1224"/>
+      </w:pPr>
+    </w:lvl>
+    <w:lvl w:ilvl="8">
+      <w:start w:val="1"/>
+      <w:numFmt w:val="decimal"/>
+      <w:lvlText w:val="%1.%2.%3.%4.%5.%6.%7.%8.%9."/>
+      <w:lvlJc w:val="left"/>
+      <w:pPr>
+        <w:ind w:left="4320" w:hanging="1440"/>
+      </w:pPr>
+    </w:lvl>
+  </w:abstractNum>
+  <w:abstractNum w:abstractNumId="1" w15:restartNumberingAfterBreak="0">
+    <w:nsid w:val="2A327926"/>
+    <w:multiLevelType w:val="hybridMultilevel"/>
+    <w:tmpl w:val="E012B02E"/>
+    <w:lvl w:ilvl="0" w:tplc="0419000F">
+      <w:start w:val="1"/>
+      <w:numFmt w:val="decimal"/>
+      <w:lvlText w:val="%1."/>
+      <w:lvlJc w:val="left"/>
+      <w:pPr>
+        <w:ind w:left="720" w:hanging="360"/>
+      </w:pPr>
+      <w:rPr>
+        <w:rFonts w:hint="default"/>
+      </w:rPr>
+    </w:lvl>
+    <w:lvl w:ilvl="1" w:tplc="04190019" w:tentative="1">
+      <w:start w:val="1"/>
+      <w:numFmt w:val="lowerLetter"/>
+      <w:lvlText w:val="%2."/>
+      <w:lvlJc w:val="left"/>
+      <w:pPr>
+        <w:ind w:left="1440" w:hanging="360"/>
+      </w:pPr>
+    </w:lvl>
+    <w:lvl w:ilvl="2" w:tplc="0419001B" w:tentative="1">
+      <w:start w:val="1"/>
+      <w:numFmt w:val="lowerRoman"/>
+      <w:lvlText w:val="%3."/>
+      <w:lvlJc w:val="right"/>
+      <w:pPr>
+        <w:ind w:left="2160" w:hanging="180"/>
+      </w:pPr>
+    </w:lvl>
+    <w:lvl w:ilvl="3" w:tplc="0419000F" w:tentative="1">
+      <w:start w:val="1"/>
+      <w:numFmt w:val="decimal"/>
+      <w:lvlText w:val="%4."/>
+      <w:lvlJc w:val="left"/>
+      <w:pPr>
+        <w:ind w:left="2880" w:hanging="360"/>
+      </w:pPr>
+    </w:lvl>
+    <w:lvl w:ilvl="4" w:tplc="04190019" w:tentative="1">
+      <w:start w:val="1"/>
+      <w:numFmt w:val="lowerLetter"/>
+      <w:lvlText w:val="%5."/>
+      <w:lvlJc w:val="left"/>
+      <w:pPr>
+        <w:ind w:left="3600" w:hanging="360"/>
+      </w:pPr>
+    </w:lvl>
+    <w:lvl w:ilvl="5" w:tplc="0419001B" w:tentative="1">
+      <w:start w:val="1"/>
+      <w:numFmt w:val="lowerRoman"/>
+      <w:lvlText w:val="%6."/>
+      <w:lvlJc w:val="right"/>
+      <w:pPr>
+        <w:ind w:left="4320" w:hanging="180"/>
+      </w:pPr>
+    </w:lvl>
+    <w:lvl w:ilvl="6" w:tplc="0419000F" w:tentative="1">
+      <w:start w:val="1"/>
+      <w:numFmt w:val="decimal"/>
+      <w:lvlText w:val="%7."/>
+      <w:lvlJc w:val="left"/>
+      <w:pPr>
+        <w:ind w:left="5040" w:hanging="360"/>
+      </w:pPr>
+    </w:lvl>
+    <w:lvl w:ilvl="7" w:tplc="04190019" w:tentative="1">
+      <w:start w:val="1"/>
+      <w:numFmt w:val="lowerLetter"/>
+      <w:lvlText w:val="%8."/>
+      <w:lvlJc w:val="left"/>
+      <w:pPr>
+        <w:ind w:left="5760" w:hanging="360"/>
+      </w:pPr>
+    </w:lvl>
+    <w:lvl w:ilvl="8" w:tplc="0419001B" w:tentative="1">
+      <w:start w:val="1"/>
+      <w:numFmt w:val="lowerRoman"/>
+      <w:lvlText w:val="%9."/>
+      <w:lvlJc w:val="right"/>
+      <w:pPr>
+        <w:ind w:left="6480" w:hanging="180"/>
+      </w:pPr>
+    </w:lvl>
+  </w:abstractNum>
+  <w:abstractNum w:abstractNumId="2" w15:restartNumberingAfterBreak="0">
     <w:nsid w:val="2F854F8E"/>
     <w:multiLevelType w:val="hybridMultilevel"/>
     <w:tmpl w:val="A17822A2"/>
@@ -2579,7 +2166,7 @@
       <w:lvlJc w:val="left"/>
     </w:lvl>
   </w:abstractNum>
-  <w:abstractNum w:abstractNumId="1" w15:restartNumberingAfterBreak="0">
+  <w:abstractNum w:abstractNumId="3" w15:restartNumberingAfterBreak="0">
     <w:nsid w:val="3B724635"/>
     <w:multiLevelType w:val="hybridMultilevel"/>
     <w:tmpl w:val="6164BEFE"/>
@@ -2634,7 +2221,7 @@
       <w:lvlJc w:val="left"/>
     </w:lvl>
   </w:abstractNum>
-  <w:abstractNum w:abstractNumId="2" w15:restartNumberingAfterBreak="0">
+  <w:abstractNum w:abstractNumId="4" w15:restartNumberingAfterBreak="0">
     <w:nsid w:val="44605765"/>
     <w:multiLevelType w:val="hybridMultilevel"/>
     <w:tmpl w:val="FD16F468"/>
@@ -2720,7 +2307,7 @@
       </w:pPr>
     </w:lvl>
   </w:abstractNum>
-  <w:abstractNum w:abstractNumId="3" w15:restartNumberingAfterBreak="0">
+  <w:abstractNum w:abstractNumId="5" w15:restartNumberingAfterBreak="0">
     <w:nsid w:val="78F5319A"/>
     <w:multiLevelType w:val="hybridMultilevel"/>
     <w:tmpl w:val="6164BEFE"/>
@@ -2775,35 +2362,41 @@
       <w:lvlJc w:val="left"/>
     </w:lvl>
   </w:abstractNum>
-  <w:num w:numId="1">
+  <w:num w:numId="1" w16cid:durableId="993416783">
+    <w:abstractNumId w:val="4"/>
+    <w:lvlOverride w:ilvl="0">
+      <w:startOverride w:val="1"/>
+    </w:lvlOverride>
+  </w:num>
+  <w:num w:numId="2" w16cid:durableId="405611041">
+    <w:abstractNumId w:val="5"/>
+    <w:lvlOverride w:ilvl="0">
+      <w:startOverride w:val="1"/>
+    </w:lvlOverride>
+  </w:num>
+  <w:num w:numId="3" w16cid:durableId="384913217">
     <w:abstractNumId w:val="2"/>
     <w:lvlOverride w:ilvl="0">
       <w:startOverride w:val="1"/>
     </w:lvlOverride>
   </w:num>
-  <w:num w:numId="2">
-    <w:abstractNumId w:val="3"/>
-    <w:lvlOverride w:ilvl="0">
-      <w:startOverride w:val="1"/>
-    </w:lvlOverride>
+  <w:num w:numId="4" w16cid:durableId="1588685452">
+    <w:abstractNumId w:val="5"/>
   </w:num>
-  <w:num w:numId="3">
-    <w:abstractNumId w:val="0"/>
-    <w:lvlOverride w:ilvl="0">
-      <w:startOverride w:val="1"/>
-    </w:lvlOverride>
-  </w:num>
-  <w:num w:numId="4">
+  <w:num w:numId="5" w16cid:durableId="807287499">
     <w:abstractNumId w:val="3"/>
   </w:num>
-  <w:num w:numId="5">
+  <w:num w:numId="6" w16cid:durableId="2053260639">
+    <w:abstractNumId w:val="0"/>
+  </w:num>
+  <w:num w:numId="7" w16cid:durableId="2096319488">
     <w:abstractNumId w:val="1"/>
   </w:num>
 </w:numbering>
 </file>
 
 <file path=word/styles.xml><?xml version="1.0" encoding="utf-8"?>
-<w:styles xmlns:mc="http://schemas.openxmlformats.org/markup-compatibility/2006" xmlns:r="http://schemas.openxmlformats.org/officeDocument/2006/relationships" xmlns:w="http://schemas.openxmlformats.org/wordprocessingml/2006/main" xmlns:w14="http://schemas.microsoft.com/office/word/2010/wordml" xmlns:w15="http://schemas.microsoft.com/office/word/2012/wordml" xmlns:w16se="http://schemas.microsoft.com/office/word/2015/wordml/symex" mc:Ignorable="w14 w15 w16se">
+<w:styles xmlns:mc="http://schemas.openxmlformats.org/markup-compatibility/2006" xmlns:r="http://schemas.openxmlformats.org/officeDocument/2006/relationships" xmlns:w="http://schemas.openxmlformats.org/wordprocessingml/2006/main" xmlns:w14="http://schemas.microsoft.com/office/word/2010/wordml" xmlns:w15="http://schemas.microsoft.com/office/word/2012/wordml" xmlns:w16cex="http://schemas.microsoft.com/office/word/2018/wordml/cex" xmlns:w16cid="http://schemas.microsoft.com/office/word/2016/wordml/cid" xmlns:w16="http://schemas.microsoft.com/office/word/2018/wordml" xmlns:w16du="http://schemas.microsoft.com/office/word/2023/wordml/word16du" xmlns:w16sdtdh="http://schemas.microsoft.com/office/word/2020/wordml/sdtdatahash" xmlns:w16sdtfl="http://schemas.microsoft.com/office/word/2024/wordml/sdtformatlock" xmlns:w16se="http://schemas.microsoft.com/office/word/2015/wordml/symex" mc:Ignorable="w14 w15 w16se w16cid w16 w16cex w16sdtdh w16sdtfl w16du">
   <w:docDefaults>
     <w:rPrDefault>
       <w:rPr>
@@ -2815,7 +2408,7 @@
     </w:rPrDefault>
     <w:pPrDefault/>
   </w:docDefaults>
-  <w:latentStyles w:defLockedState="0" w:defUIPriority="99" w:defSemiHidden="0" w:defUnhideWhenUsed="0" w:defQFormat="0" w:count="371">
+  <w:latentStyles w:defLockedState="0" w:defUIPriority="99" w:defSemiHidden="0" w:defUnhideWhenUsed="0" w:defQFormat="0" w:count="376">
     <w:lsdException w:name="Normal" w:uiPriority="0" w:qFormat="1"/>
     <w:lsdException w:name="heading 1" w:uiPriority="9" w:qFormat="1"/>
     <w:lsdException w:name="heading 2" w:semiHidden="1" w:uiPriority="0" w:unhideWhenUsed="1" w:qFormat="1"/>
@@ -3187,6 +2780,11 @@
     <w:lsdException w:name="List Table 5 Dark Accent 6" w:uiPriority="50"/>
     <w:lsdException w:name="List Table 6 Colorful Accent 6" w:uiPriority="51"/>
     <w:lsdException w:name="List Table 7 Colorful Accent 6" w:uiPriority="52"/>
+    <w:lsdException w:name="Mention" w:semiHidden="1" w:unhideWhenUsed="1"/>
+    <w:lsdException w:name="Smart Hyperlink" w:semiHidden="1" w:unhideWhenUsed="1"/>
+    <w:lsdException w:name="Hashtag" w:semiHidden="1" w:unhideWhenUsed="1"/>
+    <w:lsdException w:name="Unresolved Mention" w:semiHidden="1" w:unhideWhenUsed="1"/>
+    <w:lsdException w:name="Smart Link" w:semiHidden="1" w:unhideWhenUsed="1"/>
   </w:latentStyles>
   <w:style w:type="paragraph" w:default="1" w:styleId="a">
     <w:name w:val="Normal"/>
